--- a/fuentes/CFA2_06110159_DU.docx
+++ b/fuentes/CFA2_06110159_DU.docx
@@ -563,7 +563,7 @@
           <w:r>
             <w:fldChar w:fldCharType="separate"/>
           </w:r>
-          <w:hyperlink w:anchor="_Toc215585423" w:history="1">
+          <w:hyperlink w:anchor="_Toc216282372" w:history="1">
             <w:r>
               <w:rPr>
                 <w:rStyle w:val="Hipervnculo"/>
@@ -590,7 +590,7 @@
                 <w:noProof/>
                 <w:webHidden/>
               </w:rPr>
-              <w:instrText xml:space="preserve"> PAGEREF _Toc215585423 \h </w:instrText>
+              <w:instrText xml:space="preserve"> PAGEREF _Toc216282372 \h </w:instrText>
             </w:r>
             <w:r>
               <w:rPr>
@@ -636,7 +636,7 @@
               <w:lang w:eastAsia="es-MX"/>
             </w:rPr>
           </w:pPr>
-          <w:hyperlink w:anchor="_Toc215585424" w:history="1">
+          <w:hyperlink w:anchor="_Toc216282373" w:history="1">
             <w:r>
               <w:rPr>
                 <w:rStyle w:val="Hipervnculo"/>
@@ -680,7 +680,7 @@
                 <w:noProof/>
                 <w:webHidden/>
               </w:rPr>
-              <w:instrText xml:space="preserve"> PAGEREF _Toc215585424 \h </w:instrText>
+              <w:instrText xml:space="preserve"> PAGEREF _Toc216282373 \h </w:instrText>
             </w:r>
             <w:r>
               <w:rPr>
@@ -714,9 +714,6 @@
         <w:p>
           <w:pPr>
             <w:pStyle w:val="TDC2"/>
-            <w:tabs>
-              <w:tab w:val="left" w:pos="1680"/>
-            </w:tabs>
             <w:rPr>
               <w:rFonts w:eastAsiaTheme="minorEastAsia"/>
               <w:noProof/>
@@ -725,40 +722,23 @@
               <w:lang w:eastAsia="es-MX"/>
             </w:rPr>
           </w:pPr>
-          <w:hyperlink w:anchor="_Toc215585425" w:history="1">
+          <w:hyperlink w:anchor="_Toc216282374" w:history="1">
             <w:r>
               <w:rPr>
                 <w:rStyle w:val="Hipervnculo"/>
                 <w:noProof/>
               </w:rPr>
-              <w:t>1.1.</w:t>
-            </w:r>
-            <w:r>
-              <w:rPr>
-                <w:rFonts w:eastAsiaTheme="minorEastAsia"/>
-                <w:noProof/>
-                <w:sz w:val="24"/>
-                <w:szCs w:val="24"/>
-                <w:lang w:eastAsia="es-MX"/>
+              <w:t>1.1 Tipos</w:t>
+            </w:r>
+            <w:r>
+              <w:rPr>
+                <w:noProof/>
+                <w:webHidden/>
               </w:rPr>
               <w:tab/>
             </w:r>
             <w:r>
               <w:rPr>
-                <w:rStyle w:val="Hipervnculo"/>
-                <w:noProof/>
-              </w:rPr>
-              <w:t>Tipos</w:t>
-            </w:r>
-            <w:r>
-              <w:rPr>
-                <w:noProof/>
-                <w:webHidden/>
-              </w:rPr>
-              <w:tab/>
-            </w:r>
-            <w:r>
-              <w:rPr>
                 <w:noProof/>
                 <w:webHidden/>
               </w:rPr>
@@ -769,7 +749,7 @@
                 <w:noProof/>
                 <w:webHidden/>
               </w:rPr>
-              <w:instrText xml:space="preserve"> PAGEREF _Toc215585425 \h </w:instrText>
+              <w:instrText xml:space="preserve"> PAGEREF _Toc216282374 \h </w:instrText>
             </w:r>
             <w:r>
               <w:rPr>
@@ -803,9 +783,6 @@
         <w:p>
           <w:pPr>
             <w:pStyle w:val="TDC2"/>
-            <w:tabs>
-              <w:tab w:val="left" w:pos="1920"/>
-            </w:tabs>
             <w:rPr>
               <w:rFonts w:eastAsiaTheme="minorEastAsia"/>
               <w:noProof/>
@@ -814,40 +791,23 @@
               <w:lang w:eastAsia="es-MX"/>
             </w:rPr>
           </w:pPr>
-          <w:hyperlink w:anchor="_Toc215585426" w:history="1">
+          <w:hyperlink w:anchor="_Toc216282375" w:history="1">
             <w:r>
               <w:rPr>
                 <w:rStyle w:val="Hipervnculo"/>
                 <w:noProof/>
               </w:rPr>
-              <w:t>1.2.</w:t>
-            </w:r>
-            <w:r>
-              <w:rPr>
-                <w:rFonts w:eastAsiaTheme="minorEastAsia"/>
-                <w:noProof/>
-                <w:sz w:val="24"/>
-                <w:szCs w:val="24"/>
-                <w:lang w:eastAsia="es-MX"/>
+              <w:t>1.2 Misión</w:t>
+            </w:r>
+            <w:r>
+              <w:rPr>
+                <w:noProof/>
+                <w:webHidden/>
               </w:rPr>
               <w:tab/>
             </w:r>
             <w:r>
               <w:rPr>
-                <w:rStyle w:val="Hipervnculo"/>
-                <w:noProof/>
-              </w:rPr>
-              <w:t>Misión</w:t>
-            </w:r>
-            <w:r>
-              <w:rPr>
-                <w:noProof/>
-                <w:webHidden/>
-              </w:rPr>
-              <w:tab/>
-            </w:r>
-            <w:r>
-              <w:rPr>
                 <w:noProof/>
                 <w:webHidden/>
               </w:rPr>
@@ -858,7 +818,7 @@
                 <w:noProof/>
                 <w:webHidden/>
               </w:rPr>
-              <w:instrText xml:space="preserve"> PAGEREF _Toc215585426 \h </w:instrText>
+              <w:instrText xml:space="preserve"> PAGEREF _Toc216282375 \h </w:instrText>
             </w:r>
             <w:r>
               <w:rPr>
@@ -892,9 +852,6 @@
         <w:p>
           <w:pPr>
             <w:pStyle w:val="TDC2"/>
-            <w:tabs>
-              <w:tab w:val="left" w:pos="1680"/>
-            </w:tabs>
             <w:rPr>
               <w:rFonts w:eastAsiaTheme="minorEastAsia"/>
               <w:noProof/>
@@ -903,40 +860,23 @@
               <w:lang w:eastAsia="es-MX"/>
             </w:rPr>
           </w:pPr>
-          <w:hyperlink w:anchor="_Toc215585427" w:history="1">
+          <w:hyperlink w:anchor="_Toc216282376" w:history="1">
             <w:r>
               <w:rPr>
                 <w:rStyle w:val="Hipervnculo"/>
                 <w:noProof/>
               </w:rPr>
-              <w:t>1.3.</w:t>
-            </w:r>
-            <w:r>
-              <w:rPr>
-                <w:rFonts w:eastAsiaTheme="minorEastAsia"/>
-                <w:noProof/>
-                <w:sz w:val="24"/>
-                <w:szCs w:val="24"/>
-                <w:lang w:eastAsia="es-MX"/>
+              <w:t>1.3 Visión</w:t>
+            </w:r>
+            <w:r>
+              <w:rPr>
+                <w:noProof/>
+                <w:webHidden/>
               </w:rPr>
               <w:tab/>
             </w:r>
             <w:r>
               <w:rPr>
-                <w:rStyle w:val="Hipervnculo"/>
-                <w:noProof/>
-              </w:rPr>
-              <w:t>Visión</w:t>
-            </w:r>
-            <w:r>
-              <w:rPr>
-                <w:noProof/>
-                <w:webHidden/>
-              </w:rPr>
-              <w:tab/>
-            </w:r>
-            <w:r>
-              <w:rPr>
                 <w:noProof/>
                 <w:webHidden/>
               </w:rPr>
@@ -947,7 +887,7 @@
                 <w:noProof/>
                 <w:webHidden/>
               </w:rPr>
-              <w:instrText xml:space="preserve"> PAGEREF _Toc215585427 \h </w:instrText>
+              <w:instrText xml:space="preserve"> PAGEREF _Toc216282376 \h </w:instrText>
             </w:r>
             <w:r>
               <w:rPr>
@@ -981,9 +921,6 @@
         <w:p>
           <w:pPr>
             <w:pStyle w:val="TDC2"/>
-            <w:tabs>
-              <w:tab w:val="left" w:pos="1680"/>
-            </w:tabs>
             <w:rPr>
               <w:rFonts w:eastAsiaTheme="minorEastAsia"/>
               <w:noProof/>
@@ -992,40 +929,23 @@
               <w:lang w:eastAsia="es-MX"/>
             </w:rPr>
           </w:pPr>
-          <w:hyperlink w:anchor="_Toc215585428" w:history="1">
+          <w:hyperlink w:anchor="_Toc216282377" w:history="1">
             <w:r>
               <w:rPr>
                 <w:rStyle w:val="Hipervnculo"/>
                 <w:noProof/>
               </w:rPr>
-              <w:t>1.4.</w:t>
-            </w:r>
-            <w:r>
-              <w:rPr>
-                <w:rFonts w:eastAsiaTheme="minorEastAsia"/>
-                <w:noProof/>
-                <w:sz w:val="24"/>
-                <w:szCs w:val="24"/>
-                <w:lang w:eastAsia="es-MX"/>
+              <w:t>1.4 Objetivos organizacionales</w:t>
+            </w:r>
+            <w:r>
+              <w:rPr>
+                <w:noProof/>
+                <w:webHidden/>
               </w:rPr>
               <w:tab/>
             </w:r>
             <w:r>
               <w:rPr>
-                <w:rStyle w:val="Hipervnculo"/>
-                <w:noProof/>
-              </w:rPr>
-              <w:t>Objetivos organizacionales</w:t>
-            </w:r>
-            <w:r>
-              <w:rPr>
-                <w:noProof/>
-                <w:webHidden/>
-              </w:rPr>
-              <w:tab/>
-            </w:r>
-            <w:r>
-              <w:rPr>
                 <w:noProof/>
                 <w:webHidden/>
               </w:rPr>
@@ -1036,7 +956,7 @@
                 <w:noProof/>
                 <w:webHidden/>
               </w:rPr>
-              <w:instrText xml:space="preserve"> PAGEREF _Toc215585428 \h </w:instrText>
+              <w:instrText xml:space="preserve"> PAGEREF _Toc216282377 \h </w:instrText>
             </w:r>
             <w:r>
               <w:rPr>
@@ -1082,7 +1002,7 @@
               <w:lang w:eastAsia="es-MX"/>
             </w:rPr>
           </w:pPr>
-          <w:hyperlink w:anchor="_Toc215585429" w:history="1">
+          <w:hyperlink w:anchor="_Toc216282378" w:history="1">
             <w:r>
               <w:rPr>
                 <w:rStyle w:val="Hipervnculo"/>
@@ -1126,7 +1046,7 @@
                 <w:noProof/>
                 <w:webHidden/>
               </w:rPr>
-              <w:instrText xml:space="preserve"> PAGEREF _Toc215585429 \h </w:instrText>
+              <w:instrText xml:space="preserve"> PAGEREF _Toc216282378 \h </w:instrText>
             </w:r>
             <w:r>
               <w:rPr>
@@ -1160,9 +1080,6 @@
         <w:p>
           <w:pPr>
             <w:pStyle w:val="TDC2"/>
-            <w:tabs>
-              <w:tab w:val="left" w:pos="1680"/>
-            </w:tabs>
             <w:rPr>
               <w:rFonts w:eastAsiaTheme="minorEastAsia"/>
               <w:noProof/>
@@ -1171,40 +1088,23 @@
               <w:lang w:eastAsia="es-MX"/>
             </w:rPr>
           </w:pPr>
-          <w:hyperlink w:anchor="_Toc215585430" w:history="1">
+          <w:hyperlink w:anchor="_Toc216282379" w:history="1">
             <w:r>
               <w:rPr>
                 <w:rStyle w:val="Hipervnculo"/>
                 <w:noProof/>
               </w:rPr>
-              <w:t>2.1.</w:t>
-            </w:r>
-            <w:r>
-              <w:rPr>
-                <w:rFonts w:eastAsiaTheme="minorEastAsia"/>
-                <w:noProof/>
-                <w:sz w:val="24"/>
-                <w:szCs w:val="24"/>
-                <w:lang w:eastAsia="es-MX"/>
+              <w:t>2.1 Tipos</w:t>
+            </w:r>
+            <w:r>
+              <w:rPr>
+                <w:noProof/>
+                <w:webHidden/>
               </w:rPr>
               <w:tab/>
             </w:r>
             <w:r>
               <w:rPr>
-                <w:rStyle w:val="Hipervnculo"/>
-                <w:noProof/>
-              </w:rPr>
-              <w:t>Tipos</w:t>
-            </w:r>
-            <w:r>
-              <w:rPr>
-                <w:noProof/>
-                <w:webHidden/>
-              </w:rPr>
-              <w:tab/>
-            </w:r>
-            <w:r>
-              <w:rPr>
                 <w:noProof/>
                 <w:webHidden/>
               </w:rPr>
@@ -1215,7 +1115,7 @@
                 <w:noProof/>
                 <w:webHidden/>
               </w:rPr>
-              <w:instrText xml:space="preserve"> PAGEREF _Toc215585430 \h </w:instrText>
+              <w:instrText xml:space="preserve"> PAGEREF _Toc216282379 \h </w:instrText>
             </w:r>
             <w:r>
               <w:rPr>
@@ -1249,9 +1149,6 @@
         <w:p>
           <w:pPr>
             <w:pStyle w:val="TDC2"/>
-            <w:tabs>
-              <w:tab w:val="left" w:pos="1920"/>
-            </w:tabs>
             <w:rPr>
               <w:rFonts w:eastAsiaTheme="minorEastAsia"/>
               <w:noProof/>
@@ -1260,40 +1157,23 @@
               <w:lang w:eastAsia="es-MX"/>
             </w:rPr>
           </w:pPr>
-          <w:hyperlink w:anchor="_Toc215585431" w:history="1">
+          <w:hyperlink w:anchor="_Toc216282380" w:history="1">
             <w:r>
               <w:rPr>
                 <w:rStyle w:val="Hipervnculo"/>
                 <w:noProof/>
               </w:rPr>
-              <w:t>2.2.</w:t>
-            </w:r>
-            <w:r>
-              <w:rPr>
-                <w:rFonts w:eastAsiaTheme="minorEastAsia"/>
-                <w:noProof/>
-                <w:sz w:val="24"/>
-                <w:szCs w:val="24"/>
-                <w:lang w:eastAsia="es-MX"/>
+              <w:t>2.2 Herramientas</w:t>
+            </w:r>
+            <w:r>
+              <w:rPr>
+                <w:noProof/>
+                <w:webHidden/>
               </w:rPr>
               <w:tab/>
             </w:r>
             <w:r>
               <w:rPr>
-                <w:rStyle w:val="Hipervnculo"/>
-                <w:noProof/>
-              </w:rPr>
-              <w:t>Herramientas</w:t>
-            </w:r>
-            <w:r>
-              <w:rPr>
-                <w:noProof/>
-                <w:webHidden/>
-              </w:rPr>
-              <w:tab/>
-            </w:r>
-            <w:r>
-              <w:rPr>
                 <w:noProof/>
                 <w:webHidden/>
               </w:rPr>
@@ -1304,7 +1184,7 @@
                 <w:noProof/>
                 <w:webHidden/>
               </w:rPr>
-              <w:instrText xml:space="preserve"> PAGEREF _Toc215585431 \h </w:instrText>
+              <w:instrText xml:space="preserve"> PAGEREF _Toc216282380 \h </w:instrText>
             </w:r>
             <w:r>
               <w:rPr>
@@ -1350,7 +1230,7 @@
               <w:lang w:eastAsia="es-MX"/>
             </w:rPr>
           </w:pPr>
-          <w:hyperlink w:anchor="_Toc215585432" w:history="1">
+          <w:hyperlink w:anchor="_Toc216282381" w:history="1">
             <w:r>
               <w:rPr>
                 <w:rStyle w:val="Hipervnculo"/>
@@ -1394,7 +1274,7 @@
                 <w:noProof/>
                 <w:webHidden/>
               </w:rPr>
-              <w:instrText xml:space="preserve"> PAGEREF _Toc215585432 \h </w:instrText>
+              <w:instrText xml:space="preserve"> PAGEREF _Toc216282381 \h </w:instrText>
             </w:r>
             <w:r>
               <w:rPr>
@@ -1428,9 +1308,6 @@
         <w:p>
           <w:pPr>
             <w:pStyle w:val="TDC2"/>
-            <w:tabs>
-              <w:tab w:val="left" w:pos="1680"/>
-            </w:tabs>
             <w:rPr>
               <w:rFonts w:eastAsiaTheme="minorEastAsia"/>
               <w:noProof/>
@@ -1439,40 +1316,37 @@
               <w:lang w:eastAsia="es-MX"/>
             </w:rPr>
           </w:pPr>
-          <w:hyperlink w:anchor="_Toc215585433" w:history="1">
+          <w:hyperlink w:anchor="_Toc216282382" w:history="1">
             <w:r>
               <w:rPr>
                 <w:rStyle w:val="Hipervnculo"/>
                 <w:noProof/>
               </w:rPr>
-              <w:t>3.1.</w:t>
-            </w:r>
-            <w:r>
-              <w:rPr>
-                <w:rFonts w:eastAsiaTheme="minorEastAsia"/>
-                <w:noProof/>
-                <w:sz w:val="24"/>
-                <w:szCs w:val="24"/>
-                <w:lang w:eastAsia="es-MX"/>
+              <w:t>3.1 Tip</w:t>
+            </w:r>
+            <w:r>
+              <w:rPr>
+                <w:rStyle w:val="Hipervnculo"/>
+                <w:noProof/>
+              </w:rPr>
+              <w:t>o</w:t>
+            </w:r>
+            <w:r>
+              <w:rPr>
+                <w:rStyle w:val="Hipervnculo"/>
+                <w:noProof/>
+              </w:rPr>
+              <w:t>s</w:t>
+            </w:r>
+            <w:r>
+              <w:rPr>
+                <w:noProof/>
+                <w:webHidden/>
               </w:rPr>
               <w:tab/>
             </w:r>
             <w:r>
               <w:rPr>
-                <w:rStyle w:val="Hipervnculo"/>
-                <w:noProof/>
-              </w:rPr>
-              <w:t>Tipos</w:t>
-            </w:r>
-            <w:r>
-              <w:rPr>
-                <w:noProof/>
-                <w:webHidden/>
-              </w:rPr>
-              <w:tab/>
-            </w:r>
-            <w:r>
-              <w:rPr>
                 <w:noProof/>
                 <w:webHidden/>
               </w:rPr>
@@ -1483,7 +1357,7 @@
                 <w:noProof/>
                 <w:webHidden/>
               </w:rPr>
-              <w:instrText xml:space="preserve"> PAGEREF _Toc215585433 \h </w:instrText>
+              <w:instrText xml:space="preserve"> PAGEREF _Toc216282382 \h </w:instrText>
             </w:r>
             <w:r>
               <w:rPr>
@@ -1517,9 +1391,6 @@
         <w:p>
           <w:pPr>
             <w:pStyle w:val="TDC2"/>
-            <w:tabs>
-              <w:tab w:val="left" w:pos="1920"/>
-            </w:tabs>
             <w:rPr>
               <w:rFonts w:eastAsiaTheme="minorEastAsia"/>
               <w:noProof/>
@@ -1528,40 +1399,23 @@
               <w:lang w:eastAsia="es-MX"/>
             </w:rPr>
           </w:pPr>
-          <w:hyperlink w:anchor="_Toc215585434" w:history="1">
+          <w:hyperlink w:anchor="_Toc216282383" w:history="1">
             <w:r>
               <w:rPr>
                 <w:rStyle w:val="Hipervnculo"/>
                 <w:noProof/>
               </w:rPr>
-              <w:t>3.2.</w:t>
-            </w:r>
-            <w:r>
-              <w:rPr>
-                <w:rFonts w:eastAsiaTheme="minorEastAsia"/>
-                <w:noProof/>
-                <w:sz w:val="24"/>
-                <w:szCs w:val="24"/>
-                <w:lang w:eastAsia="es-MX"/>
+              <w:t>3.2 Herramientas</w:t>
+            </w:r>
+            <w:r>
+              <w:rPr>
+                <w:noProof/>
+                <w:webHidden/>
               </w:rPr>
               <w:tab/>
             </w:r>
             <w:r>
               <w:rPr>
-                <w:rStyle w:val="Hipervnculo"/>
-                <w:noProof/>
-              </w:rPr>
-              <w:t>Herramientas</w:t>
-            </w:r>
-            <w:r>
-              <w:rPr>
-                <w:noProof/>
-                <w:webHidden/>
-              </w:rPr>
-              <w:tab/>
-            </w:r>
-            <w:r>
-              <w:rPr>
                 <w:noProof/>
                 <w:webHidden/>
               </w:rPr>
@@ -1572,7 +1426,7 @@
                 <w:noProof/>
                 <w:webHidden/>
               </w:rPr>
-              <w:instrText xml:space="preserve"> PAGEREF _Toc215585434 \h </w:instrText>
+              <w:instrText xml:space="preserve"> PAGEREF _Toc216282383 \h </w:instrText>
             </w:r>
             <w:r>
               <w:rPr>
@@ -1606,9 +1460,6 @@
         <w:p>
           <w:pPr>
             <w:pStyle w:val="TDC2"/>
-            <w:tabs>
-              <w:tab w:val="left" w:pos="1920"/>
-            </w:tabs>
             <w:rPr>
               <w:rFonts w:eastAsiaTheme="minorEastAsia"/>
               <w:noProof/>
@@ -1617,40 +1468,23 @@
               <w:lang w:eastAsia="es-MX"/>
             </w:rPr>
           </w:pPr>
-          <w:hyperlink w:anchor="_Toc215585435" w:history="1">
+          <w:hyperlink w:anchor="_Toc216282384" w:history="1">
             <w:r>
               <w:rPr>
                 <w:rStyle w:val="Hipervnculo"/>
                 <w:noProof/>
               </w:rPr>
-              <w:t>3.3.</w:t>
-            </w:r>
-            <w:r>
-              <w:rPr>
-                <w:rFonts w:eastAsiaTheme="minorEastAsia"/>
-                <w:noProof/>
-                <w:sz w:val="24"/>
-                <w:szCs w:val="24"/>
-                <w:lang w:eastAsia="es-MX"/>
+              <w:t>3.3 Secuenciación</w:t>
+            </w:r>
+            <w:r>
+              <w:rPr>
+                <w:noProof/>
+                <w:webHidden/>
               </w:rPr>
               <w:tab/>
             </w:r>
             <w:r>
               <w:rPr>
-                <w:rStyle w:val="Hipervnculo"/>
-                <w:noProof/>
-              </w:rPr>
-              <w:t>Secuenciación</w:t>
-            </w:r>
-            <w:r>
-              <w:rPr>
-                <w:noProof/>
-                <w:webHidden/>
-              </w:rPr>
-              <w:tab/>
-            </w:r>
-            <w:r>
-              <w:rPr>
                 <w:noProof/>
                 <w:webHidden/>
               </w:rPr>
@@ -1661,7 +1495,7 @@
                 <w:noProof/>
                 <w:webHidden/>
               </w:rPr>
-              <w:instrText xml:space="preserve"> PAGEREF _Toc215585435 \h </w:instrText>
+              <w:instrText xml:space="preserve"> PAGEREF _Toc216282384 \h </w:instrText>
             </w:r>
             <w:r>
               <w:rPr>
@@ -1707,7 +1541,7 @@
               <w:lang w:eastAsia="es-MX"/>
             </w:rPr>
           </w:pPr>
-          <w:hyperlink w:anchor="_Toc215585436" w:history="1">
+          <w:hyperlink w:anchor="_Toc216282385" w:history="1">
             <w:r>
               <w:rPr>
                 <w:rStyle w:val="Hipervnculo"/>
@@ -1751,7 +1585,7 @@
                 <w:noProof/>
                 <w:webHidden/>
               </w:rPr>
-              <w:instrText xml:space="preserve"> PAGEREF _Toc215585436 \h </w:instrText>
+              <w:instrText xml:space="preserve"> PAGEREF _Toc216282385 \h </w:instrText>
             </w:r>
             <w:r>
               <w:rPr>
@@ -1785,9 +1619,6 @@
         <w:p>
           <w:pPr>
             <w:pStyle w:val="TDC2"/>
-            <w:tabs>
-              <w:tab w:val="left" w:pos="1920"/>
-            </w:tabs>
             <w:rPr>
               <w:rFonts w:eastAsiaTheme="minorEastAsia"/>
               <w:noProof/>
@@ -1796,40 +1627,23 @@
               <w:lang w:eastAsia="es-MX"/>
             </w:rPr>
           </w:pPr>
-          <w:hyperlink w:anchor="_Toc215585437" w:history="1">
+          <w:hyperlink w:anchor="_Toc216282386" w:history="1">
             <w:r>
               <w:rPr>
                 <w:rStyle w:val="Hipervnculo"/>
                 <w:noProof/>
               </w:rPr>
-              <w:t>4.1.</w:t>
-            </w:r>
-            <w:r>
-              <w:rPr>
-                <w:rFonts w:eastAsiaTheme="minorEastAsia"/>
-                <w:noProof/>
-                <w:sz w:val="24"/>
-                <w:szCs w:val="24"/>
-                <w:lang w:eastAsia="es-MX"/>
+              <w:t>4.1 Eficiencia</w:t>
+            </w:r>
+            <w:r>
+              <w:rPr>
+                <w:noProof/>
+                <w:webHidden/>
               </w:rPr>
               <w:tab/>
             </w:r>
             <w:r>
               <w:rPr>
-                <w:rStyle w:val="Hipervnculo"/>
-                <w:noProof/>
-              </w:rPr>
-              <w:t>Eficiencia</w:t>
-            </w:r>
-            <w:r>
-              <w:rPr>
-                <w:noProof/>
-                <w:webHidden/>
-              </w:rPr>
-              <w:tab/>
-            </w:r>
-            <w:r>
-              <w:rPr>
                 <w:noProof/>
                 <w:webHidden/>
               </w:rPr>
@@ -1840,7 +1654,7 @@
                 <w:noProof/>
                 <w:webHidden/>
               </w:rPr>
-              <w:instrText xml:space="preserve"> PAGEREF _Toc215585437 \h </w:instrText>
+              <w:instrText xml:space="preserve"> PAGEREF _Toc216282386 \h </w:instrText>
             </w:r>
             <w:r>
               <w:rPr>
@@ -1874,9 +1688,6 @@
         <w:p>
           <w:pPr>
             <w:pStyle w:val="TDC2"/>
-            <w:tabs>
-              <w:tab w:val="left" w:pos="1920"/>
-            </w:tabs>
             <w:rPr>
               <w:rFonts w:eastAsiaTheme="minorEastAsia"/>
               <w:noProof/>
@@ -1885,40 +1696,23 @@
               <w:lang w:eastAsia="es-MX"/>
             </w:rPr>
           </w:pPr>
-          <w:hyperlink w:anchor="_Toc215585438" w:history="1">
+          <w:hyperlink w:anchor="_Toc216282387" w:history="1">
             <w:r>
               <w:rPr>
                 <w:rStyle w:val="Hipervnculo"/>
                 <w:noProof/>
               </w:rPr>
-              <w:t>4.2.</w:t>
-            </w:r>
-            <w:r>
-              <w:rPr>
-                <w:rFonts w:eastAsiaTheme="minorEastAsia"/>
-                <w:noProof/>
-                <w:sz w:val="24"/>
-                <w:szCs w:val="24"/>
-                <w:lang w:eastAsia="es-MX"/>
+              <w:t>4.2 Eficacia</w:t>
+            </w:r>
+            <w:r>
+              <w:rPr>
+                <w:noProof/>
+                <w:webHidden/>
               </w:rPr>
               <w:tab/>
             </w:r>
             <w:r>
               <w:rPr>
-                <w:rStyle w:val="Hipervnculo"/>
-                <w:noProof/>
-              </w:rPr>
-              <w:t>Eficacia</w:t>
-            </w:r>
-            <w:r>
-              <w:rPr>
-                <w:noProof/>
-                <w:webHidden/>
-              </w:rPr>
-              <w:tab/>
-            </w:r>
-            <w:r>
-              <w:rPr>
                 <w:noProof/>
                 <w:webHidden/>
               </w:rPr>
@@ -1929,7 +1723,7 @@
                 <w:noProof/>
                 <w:webHidden/>
               </w:rPr>
-              <w:instrText xml:space="preserve"> PAGEREF _Toc215585438 \h </w:instrText>
+              <w:instrText xml:space="preserve"> PAGEREF _Toc216282387 \h </w:instrText>
             </w:r>
             <w:r>
               <w:rPr>
@@ -1963,9 +1757,6 @@
         <w:p>
           <w:pPr>
             <w:pStyle w:val="TDC2"/>
-            <w:tabs>
-              <w:tab w:val="left" w:pos="1680"/>
-            </w:tabs>
             <w:rPr>
               <w:rFonts w:eastAsiaTheme="minorEastAsia"/>
               <w:noProof/>
@@ -1974,40 +1765,23 @@
               <w:lang w:eastAsia="es-MX"/>
             </w:rPr>
           </w:pPr>
-          <w:hyperlink w:anchor="_Toc215585439" w:history="1">
+          <w:hyperlink w:anchor="_Toc216282388" w:history="1">
             <w:r>
               <w:rPr>
                 <w:rStyle w:val="Hipervnculo"/>
                 <w:noProof/>
               </w:rPr>
-              <w:t>4.3.</w:t>
-            </w:r>
-            <w:r>
-              <w:rPr>
-                <w:rFonts w:eastAsiaTheme="minorEastAsia"/>
-                <w:noProof/>
-                <w:sz w:val="24"/>
-                <w:szCs w:val="24"/>
-                <w:lang w:eastAsia="es-MX"/>
+              <w:t>4.3 Costo - beneficio</w:t>
+            </w:r>
+            <w:r>
+              <w:rPr>
+                <w:noProof/>
+                <w:webHidden/>
               </w:rPr>
               <w:tab/>
             </w:r>
             <w:r>
               <w:rPr>
-                <w:rStyle w:val="Hipervnculo"/>
-                <w:noProof/>
-              </w:rPr>
-              <w:t>Costo - beneficio</w:t>
-            </w:r>
-            <w:r>
-              <w:rPr>
-                <w:noProof/>
-                <w:webHidden/>
-              </w:rPr>
-              <w:tab/>
-            </w:r>
-            <w:r>
-              <w:rPr>
                 <w:noProof/>
                 <w:webHidden/>
               </w:rPr>
@@ -2018,7 +1792,7 @@
                 <w:noProof/>
                 <w:webHidden/>
               </w:rPr>
-              <w:instrText xml:space="preserve"> PAGEREF _Toc215585439 \h </w:instrText>
+              <w:instrText xml:space="preserve"> PAGEREF _Toc216282388 \h </w:instrText>
             </w:r>
             <w:r>
               <w:rPr>
@@ -2052,9 +1826,6 @@
         <w:p>
           <w:pPr>
             <w:pStyle w:val="TDC2"/>
-            <w:tabs>
-              <w:tab w:val="left" w:pos="1920"/>
-            </w:tabs>
             <w:rPr>
               <w:rFonts w:eastAsiaTheme="minorEastAsia"/>
               <w:noProof/>
@@ -2063,40 +1834,23 @@
               <w:lang w:eastAsia="es-MX"/>
             </w:rPr>
           </w:pPr>
-          <w:hyperlink w:anchor="_Toc215585440" w:history="1">
+          <w:hyperlink w:anchor="_Toc216282389" w:history="1">
             <w:r>
               <w:rPr>
                 <w:rStyle w:val="Hipervnculo"/>
                 <w:noProof/>
               </w:rPr>
-              <w:t>4.4.</w:t>
-            </w:r>
-            <w:r>
-              <w:rPr>
-                <w:rFonts w:eastAsiaTheme="minorEastAsia"/>
-                <w:noProof/>
-                <w:sz w:val="24"/>
-                <w:szCs w:val="24"/>
-                <w:lang w:eastAsia="es-MX"/>
+              <w:t>4.4 Priorización</w:t>
+            </w:r>
+            <w:r>
+              <w:rPr>
+                <w:noProof/>
+                <w:webHidden/>
               </w:rPr>
               <w:tab/>
             </w:r>
             <w:r>
               <w:rPr>
-                <w:rStyle w:val="Hipervnculo"/>
-                <w:noProof/>
-              </w:rPr>
-              <w:t>Priorización</w:t>
-            </w:r>
-            <w:r>
-              <w:rPr>
-                <w:noProof/>
-                <w:webHidden/>
-              </w:rPr>
-              <w:tab/>
-            </w:r>
-            <w:r>
-              <w:rPr>
                 <w:noProof/>
                 <w:webHidden/>
               </w:rPr>
@@ -2107,7 +1861,7 @@
                 <w:noProof/>
                 <w:webHidden/>
               </w:rPr>
-              <w:instrText xml:space="preserve"> PAGEREF _Toc215585440 \h </w:instrText>
+              <w:instrText xml:space="preserve"> PAGEREF _Toc216282389 \h </w:instrText>
             </w:r>
             <w:r>
               <w:rPr>
@@ -2141,9 +1895,6 @@
         <w:p>
           <w:pPr>
             <w:pStyle w:val="TDC2"/>
-            <w:tabs>
-              <w:tab w:val="left" w:pos="1920"/>
-            </w:tabs>
             <w:rPr>
               <w:rFonts w:eastAsiaTheme="minorEastAsia"/>
               <w:noProof/>
@@ -2152,40 +1903,23 @@
               <w:lang w:eastAsia="es-MX"/>
             </w:rPr>
           </w:pPr>
-          <w:hyperlink w:anchor="_Toc215585441" w:history="1">
+          <w:hyperlink w:anchor="_Toc216282390" w:history="1">
             <w:r>
               <w:rPr>
                 <w:rStyle w:val="Hipervnculo"/>
                 <w:noProof/>
               </w:rPr>
-              <w:t>4.5.</w:t>
-            </w:r>
-            <w:r>
-              <w:rPr>
-                <w:rFonts w:eastAsiaTheme="minorEastAsia"/>
-                <w:noProof/>
-                <w:sz w:val="24"/>
-                <w:szCs w:val="24"/>
-                <w:lang w:eastAsia="es-MX"/>
+              <w:t>4.5 Indicadores</w:t>
+            </w:r>
+            <w:r>
+              <w:rPr>
+                <w:noProof/>
+                <w:webHidden/>
               </w:rPr>
               <w:tab/>
             </w:r>
             <w:r>
               <w:rPr>
-                <w:rStyle w:val="Hipervnculo"/>
-                <w:noProof/>
-              </w:rPr>
-              <w:t>Indicadores</w:t>
-            </w:r>
-            <w:r>
-              <w:rPr>
-                <w:noProof/>
-                <w:webHidden/>
-              </w:rPr>
-              <w:tab/>
-            </w:r>
-            <w:r>
-              <w:rPr>
                 <w:noProof/>
                 <w:webHidden/>
               </w:rPr>
@@ -2196,7 +1930,7 @@
                 <w:noProof/>
                 <w:webHidden/>
               </w:rPr>
-              <w:instrText xml:space="preserve"> PAGEREF _Toc215585441 \h </w:instrText>
+              <w:instrText xml:space="preserve"> PAGEREF _Toc216282390 \h </w:instrText>
             </w:r>
             <w:r>
               <w:rPr>
@@ -2242,7 +1976,7 @@
               <w:lang w:eastAsia="es-MX"/>
             </w:rPr>
           </w:pPr>
-          <w:hyperlink w:anchor="_Toc215585442" w:history="1">
+          <w:hyperlink w:anchor="_Toc216282391" w:history="1">
             <w:r>
               <w:rPr>
                 <w:rStyle w:val="Hipervnculo"/>
@@ -2286,7 +2020,7 @@
                 <w:noProof/>
                 <w:webHidden/>
               </w:rPr>
-              <w:instrText xml:space="preserve"> PAGEREF _Toc215585442 \h </w:instrText>
+              <w:instrText xml:space="preserve"> PAGEREF _Toc216282391 \h </w:instrText>
             </w:r>
             <w:r>
               <w:rPr>
@@ -2320,9 +2054,6 @@
         <w:p>
           <w:pPr>
             <w:pStyle w:val="TDC2"/>
-            <w:tabs>
-              <w:tab w:val="left" w:pos="1920"/>
-            </w:tabs>
             <w:rPr>
               <w:rFonts w:eastAsiaTheme="minorEastAsia"/>
               <w:noProof/>
@@ -2331,40 +2062,23 @@
               <w:lang w:eastAsia="es-MX"/>
             </w:rPr>
           </w:pPr>
-          <w:hyperlink w:anchor="_Toc215585443" w:history="1">
+          <w:hyperlink w:anchor="_Toc216282392" w:history="1">
             <w:r>
               <w:rPr>
                 <w:rStyle w:val="Hipervnculo"/>
                 <w:noProof/>
               </w:rPr>
-              <w:t>5.1.</w:t>
-            </w:r>
-            <w:r>
-              <w:rPr>
-                <w:rFonts w:eastAsiaTheme="minorEastAsia"/>
-                <w:noProof/>
-                <w:sz w:val="24"/>
-                <w:szCs w:val="24"/>
-                <w:lang w:eastAsia="es-MX"/>
+              <w:t>5.1 Indicadores</w:t>
+            </w:r>
+            <w:r>
+              <w:rPr>
+                <w:noProof/>
+                <w:webHidden/>
               </w:rPr>
               <w:tab/>
             </w:r>
             <w:r>
               <w:rPr>
-                <w:rStyle w:val="Hipervnculo"/>
-                <w:noProof/>
-              </w:rPr>
-              <w:t>Indicadores</w:t>
-            </w:r>
-            <w:r>
-              <w:rPr>
-                <w:noProof/>
-                <w:webHidden/>
-              </w:rPr>
-              <w:tab/>
-            </w:r>
-            <w:r>
-              <w:rPr>
                 <w:noProof/>
                 <w:webHidden/>
               </w:rPr>
@@ -2375,7 +2089,7 @@
                 <w:noProof/>
                 <w:webHidden/>
               </w:rPr>
-              <w:instrText xml:space="preserve"> PAGEREF _Toc215585443 \h </w:instrText>
+              <w:instrText xml:space="preserve"> PAGEREF _Toc216282392 \h </w:instrText>
             </w:r>
             <w:r>
               <w:rPr>
@@ -2409,9 +2123,6 @@
         <w:p>
           <w:pPr>
             <w:pStyle w:val="TDC2"/>
-            <w:tabs>
-              <w:tab w:val="left" w:pos="1920"/>
-            </w:tabs>
             <w:rPr>
               <w:rFonts w:eastAsiaTheme="minorEastAsia"/>
               <w:noProof/>
@@ -2420,40 +2131,23 @@
               <w:lang w:eastAsia="es-MX"/>
             </w:rPr>
           </w:pPr>
-          <w:hyperlink w:anchor="_Toc215585444" w:history="1">
+          <w:hyperlink w:anchor="_Toc216282393" w:history="1">
             <w:r>
               <w:rPr>
                 <w:rStyle w:val="Hipervnculo"/>
                 <w:noProof/>
               </w:rPr>
-              <w:t>5.2.</w:t>
-            </w:r>
-            <w:r>
-              <w:rPr>
-                <w:rFonts w:eastAsiaTheme="minorEastAsia"/>
-                <w:noProof/>
-                <w:sz w:val="24"/>
-                <w:szCs w:val="24"/>
-                <w:lang w:eastAsia="es-MX"/>
+              <w:t>5.2 Evaluación</w:t>
+            </w:r>
+            <w:r>
+              <w:rPr>
+                <w:noProof/>
+                <w:webHidden/>
               </w:rPr>
               <w:tab/>
             </w:r>
             <w:r>
               <w:rPr>
-                <w:rStyle w:val="Hipervnculo"/>
-                <w:noProof/>
-              </w:rPr>
-              <w:t>Evaluación</w:t>
-            </w:r>
-            <w:r>
-              <w:rPr>
-                <w:noProof/>
-                <w:webHidden/>
-              </w:rPr>
-              <w:tab/>
-            </w:r>
-            <w:r>
-              <w:rPr>
                 <w:noProof/>
                 <w:webHidden/>
               </w:rPr>
@@ -2464,7 +2158,7 @@
                 <w:noProof/>
                 <w:webHidden/>
               </w:rPr>
-              <w:instrText xml:space="preserve"> PAGEREF _Toc215585444 \h </w:instrText>
+              <w:instrText xml:space="preserve"> PAGEREF _Toc216282393 \h </w:instrText>
             </w:r>
             <w:r>
               <w:rPr>
@@ -2509,7 +2203,7 @@
               <w:lang w:eastAsia="es-MX"/>
             </w:rPr>
           </w:pPr>
-          <w:hyperlink w:anchor="_Toc215585445" w:history="1">
+          <w:hyperlink w:anchor="_Toc216282394" w:history="1">
             <w:r>
               <w:rPr>
                 <w:rStyle w:val="Hipervnculo"/>
@@ -2536,7 +2230,7 @@
                 <w:noProof/>
                 <w:webHidden/>
               </w:rPr>
-              <w:instrText xml:space="preserve"> PAGEREF _Toc215585445 \h </w:instrText>
+              <w:instrText xml:space="preserve"> PAGEREF _Toc216282394 \h </w:instrText>
             </w:r>
             <w:r>
               <w:rPr>
@@ -2581,7 +2275,7 @@
               <w:lang w:eastAsia="es-MX"/>
             </w:rPr>
           </w:pPr>
-          <w:hyperlink w:anchor="_Toc215585446" w:history="1">
+          <w:hyperlink w:anchor="_Toc216282395" w:history="1">
             <w:r>
               <w:rPr>
                 <w:rStyle w:val="Hipervnculo"/>
@@ -2608,7 +2302,7 @@
                 <w:noProof/>
                 <w:webHidden/>
               </w:rPr>
-              <w:instrText xml:space="preserve"> PAGEREF _Toc215585446 \h </w:instrText>
+              <w:instrText xml:space="preserve"> PAGEREF _Toc216282395 \h </w:instrText>
             </w:r>
             <w:r>
               <w:rPr>
@@ -2653,7 +2347,7 @@
               <w:lang w:eastAsia="es-MX"/>
             </w:rPr>
           </w:pPr>
-          <w:hyperlink w:anchor="_Toc215585447" w:history="1">
+          <w:hyperlink w:anchor="_Toc216282396" w:history="1">
             <w:r>
               <w:rPr>
                 <w:rStyle w:val="Hipervnculo"/>
@@ -2680,7 +2374,7 @@
                 <w:noProof/>
                 <w:webHidden/>
               </w:rPr>
-              <w:instrText xml:space="preserve"> PAGEREF _Toc215585447 \h </w:instrText>
+              <w:instrText xml:space="preserve"> PAGEREF _Toc216282396 \h </w:instrText>
             </w:r>
             <w:r>
               <w:rPr>
@@ -2725,7 +2419,7 @@
               <w:lang w:eastAsia="es-MX"/>
             </w:rPr>
           </w:pPr>
-          <w:hyperlink w:anchor="_Toc215585448" w:history="1">
+          <w:hyperlink w:anchor="_Toc216282397" w:history="1">
             <w:r>
               <w:rPr>
                 <w:rStyle w:val="Hipervnculo"/>
@@ -2752,7 +2446,7 @@
                 <w:noProof/>
                 <w:webHidden/>
               </w:rPr>
-              <w:instrText xml:space="preserve"> PAGEREF _Toc215585448 \h </w:instrText>
+              <w:instrText xml:space="preserve"> PAGEREF _Toc216282397 \h </w:instrText>
             </w:r>
             <w:r>
               <w:rPr>
@@ -2797,7 +2491,7 @@
               <w:lang w:eastAsia="es-MX"/>
             </w:rPr>
           </w:pPr>
-          <w:hyperlink w:anchor="_Toc215585449" w:history="1">
+          <w:hyperlink w:anchor="_Toc216282398" w:history="1">
             <w:r>
               <w:rPr>
                 <w:rStyle w:val="Hipervnculo"/>
@@ -2824,7 +2518,7 @@
                 <w:noProof/>
                 <w:webHidden/>
               </w:rPr>
-              <w:instrText xml:space="preserve"> PAGEREF _Toc215585449 \h </w:instrText>
+              <w:instrText xml:space="preserve"> PAGEREF _Toc216282398 \h </w:instrText>
             </w:r>
             <w:r>
               <w:rPr>
@@ -2889,7 +2583,7 @@
       <w:pPr>
         <w:pStyle w:val="Titulosgenerales"/>
       </w:pPr>
-      <w:bookmarkStart w:id="0" w:name="_Toc215585423"/>
+      <w:bookmarkStart w:id="0" w:name="_Toc216282372"/>
       <w:r>
         <w:lastRenderedPageBreak/>
         <w:t>Introducción</w:t>
@@ -3189,7 +2883,7 @@
       <w:pPr>
         <w:pStyle w:val="Ttulo1"/>
       </w:pPr>
-      <w:bookmarkStart w:id="1" w:name="_Toc215585424"/>
+      <w:bookmarkStart w:id="1" w:name="_Toc216282373"/>
       <w:r>
         <w:lastRenderedPageBreak/>
         <w:t>Objetivos estratégicos</w:t>
@@ -3242,7 +2936,22 @@
           <w:szCs w:val="28"/>
           <w:lang w:val="es-419"/>
         </w:rPr>
-        <w:t>Los objetivos estratégicos de mercadeo son declaraciones claras que definen lo que una organización desea alcanzar en términos de posicionamiento, participación de mercado, fidelización de clientes, entre otros aspectos clave. Según Kotler y Keller (2016), estos objetivos deben ser específicos, medibles, alcanzables, relevantes y con un tiempo definido (SMART), lo que permite su seguimiento y evaluación.</w:t>
+        <w:t>Los objetivos estratégicos de mercadeo son declaraciones claras que definen lo que una organización desea alcanzar en términos de posicionamiento, participación de mercado, fidelización de clientes, entre otros aspectos clave. Según Kotler y Keller (2016), estos objetivos deben ser específicos, medibles, alcanzables, relevantes y con un tiempo definido (</w:t>
+      </w:r>
+      <w:r>
+        <w:rPr>
+          <w:rStyle w:val="Extranjerismo"/>
+          <w:lang w:val="es-CO"/>
+        </w:rPr>
+        <w:t>SMART</w:t>
+      </w:r>
+      <w:r>
+        <w:rPr>
+          <w:rFonts w:ascii="Calibri" w:hAnsi="Calibri" w:cs="Calibri"/>
+          <w:szCs w:val="28"/>
+          <w:lang w:val="es-419"/>
+        </w:rPr>
+        <w:t>), lo que permite su seguimiento y evaluación.</w:t>
       </w:r>
     </w:p>
     <w:p>
@@ -3291,7 +3000,10 @@
       <w:pPr>
         <w:pStyle w:val="Ttulo2"/>
       </w:pPr>
-      <w:bookmarkStart w:id="2" w:name="_Toc215585425"/>
+      <w:bookmarkStart w:id="2" w:name="_Toc216282374"/>
+      <w:r>
+        <w:t xml:space="preserve">1.1 </w:t>
+      </w:r>
       <w:r>
         <w:t>T</w:t>
       </w:r>
@@ -3425,7 +3137,10 @@
       <w:pPr>
         <w:pStyle w:val="Ttulo2"/>
       </w:pPr>
-      <w:bookmarkStart w:id="3" w:name="_Toc215585426"/>
+      <w:bookmarkStart w:id="3" w:name="_Toc216282375"/>
+      <w:r>
+        <w:t xml:space="preserve">1.2 </w:t>
+      </w:r>
       <w:r>
         <w:t>Misión</w:t>
       </w:r>
@@ -3480,7 +3195,10 @@
       <w:pPr>
         <w:pStyle w:val="Ttulo2"/>
       </w:pPr>
-      <w:bookmarkStart w:id="4" w:name="_Toc215585427"/>
+      <w:bookmarkStart w:id="4" w:name="_Toc216282376"/>
+      <w:r>
+        <w:t xml:space="preserve">1.3 </w:t>
+      </w:r>
       <w:r>
         <w:t>Visión</w:t>
       </w:r>
@@ -3539,7 +3257,10 @@
       <w:pPr>
         <w:pStyle w:val="Ttulo2"/>
       </w:pPr>
-      <w:bookmarkStart w:id="5" w:name="_Toc215585428"/>
+      <w:bookmarkStart w:id="5" w:name="_Toc216282377"/>
+      <w:r>
+        <w:t xml:space="preserve">1.4 </w:t>
+      </w:r>
       <w:r>
         <w:t>Objetivos organizacionales</w:t>
       </w:r>
@@ -3555,7 +3276,19 @@
         <w:rPr>
           <w:lang w:val="es-419" w:eastAsia="es-CO"/>
         </w:rPr>
-        <w:t>Los objetivos organizacionales son metas concretas que derivan de la misión y visión, y que permiten medir el progreso de la empresa en distintas áreas, estos objetivos pueden ser estratégicos, tácticos u operativos, dependiendo del nivel de decisión al que estén dirigidos. Según Drucker (2007), los objetivos deben ser específicos, medibles, alcanzables, relevantes y temporales (SMART), lo que facilita su seguimiento y evaluación.</w:t>
+        <w:t>Los objetivos organizacionales son metas concretas que derivan de la misión y visión, y que permiten medir el progreso de la empresa en distintas áreas, estos objetivos pueden ser estratégicos, tácticos u operativos, dependiendo del nivel de decisión al que estén dirigidos. Según Drucker (2007), los objetivos deben ser específicos, medibles, alcanzables, relevantes y temporales (</w:t>
+      </w:r>
+      <w:r>
+        <w:rPr>
+          <w:rStyle w:val="Extranjerismo"/>
+        </w:rPr>
+        <w:t>SMART</w:t>
+      </w:r>
+      <w:r>
+        <w:rPr>
+          <w:lang w:val="es-419" w:eastAsia="es-CO"/>
+        </w:rPr>
+        <w:t>), lo que facilita su seguimiento y evaluación.</w:t>
       </w:r>
     </w:p>
     <w:p>
@@ -3563,7 +3296,16 @@
         <w:pStyle w:val="Figura"/>
       </w:pPr>
       <w:r>
-        <w:t>Modelo SMART para la formulación de objeti</w:t>
+        <w:t xml:space="preserve">Modelo </w:t>
+      </w:r>
+      <w:r>
+        <w:rPr>
+          <w:rStyle w:val="Extranjerismo"/>
+        </w:rPr>
+        <w:t xml:space="preserve">SMART </w:t>
+      </w:r>
+      <w:r>
+        <w:t>para la formulación de objeti</w:t>
       </w:r>
       <w:r>
         <w:t>vos</w:t>
@@ -3572,22 +3314,19 @@
     <w:p>
       <w:pPr>
         <w:rPr>
-          <w:b/>
-          <w:bCs/>
-          <w:sz w:val="24"/>
-          <w:szCs w:val="24"/>
           <w:lang w:val="es-419" w:eastAsia="es-CO"/>
         </w:rPr>
       </w:pPr>
       <w:r>
         <w:rPr>
           <w:noProof/>
+          <w:lang w:val="es-419" w:eastAsia="es-CO"/>
         </w:rPr>
         <w:drawing>
-          <wp:inline distT="0" distB="0" distL="0" distR="0" wp14:anchorId="5FC968BC" wp14:editId="4CC3E30A">
-            <wp:extent cx="5393576" cy="1466304"/>
-            <wp:effectExtent l="0" t="0" r="4445" b="0"/>
-            <wp:docPr id="1144238020" name="Imagen 1" descr="En la figura se presenta el modelo SMART, una guía que indica que los objetivos deben ser específicos, medibles, alcanzables, relevantes y definidos en el tiempo, con el fin de asegurar que sean comprensibles, realistas y orientados a resultados."/>
+          <wp:inline distT="0" distB="0" distL="0" distR="0" wp14:anchorId="3785EE51" wp14:editId="12B58193">
+            <wp:extent cx="5922335" cy="1488304"/>
+            <wp:effectExtent l="0" t="0" r="0" b="0"/>
+            <wp:docPr id="156197144" name="Gráfico 4" descr="En la figura se presenta el modelo SMART, una guía que indica que los objetivos deben ser específicos, medibles, alcanzables, relevantes y definidos en el tiempo, con el fin de asegurar que sean comprensibles, realistas y orientados a resultados."/>
             <wp:cNvGraphicFramePr>
               <a:graphicFrameLocks xmlns:a="http://schemas.openxmlformats.org/drawingml/2006/main" noChangeAspect="1"/>
             </wp:cNvGraphicFramePr>
@@ -3595,11 +3334,17 @@
               <a:graphicData uri="http://schemas.openxmlformats.org/drawingml/2006/picture">
                 <pic:pic xmlns:pic="http://schemas.openxmlformats.org/drawingml/2006/picture">
                   <pic:nvPicPr>
-                    <pic:cNvPr id="1144238020" name="Imagen 1" descr="En la figura se presenta el modelo SMART, una guía que indica que los objetivos deben ser específicos, medibles, alcanzables, relevantes y definidos en el tiempo, con el fin de asegurar que sean comprensibles, realistas y orientados a resultados."/>
+                    <pic:cNvPr id="156197144" name="Gráfico 4" descr="En la figura se presenta el modelo SMART, una guía que indica que los objetivos deben ser específicos, medibles, alcanzables, relevantes y definidos en el tiempo, con el fin de asegurar que sean comprensibles, realistas y orientados a resultados."/>
                     <pic:cNvPicPr/>
                   </pic:nvPicPr>
                   <pic:blipFill>
-                    <a:blip r:embed="rId15"/>
+                    <a:blip r:embed="rId15">
+                      <a:extLst>
+                        <a:ext uri="{96DAC541-7B7A-43D3-8B79-37D633B846F1}">
+                          <asvg:svgBlip xmlns:asvg="http://schemas.microsoft.com/office/drawing/2016/SVG/main" r:embed="rId16"/>
+                        </a:ext>
+                      </a:extLst>
+                    </a:blip>
                     <a:stretch>
                       <a:fillRect/>
                     </a:stretch>
@@ -3607,7 +3352,7 @@
                   <pic:spPr>
                     <a:xfrm>
                       <a:off x="0" y="0"/>
-                      <a:ext cx="5467984" cy="1486533"/>
+                      <a:ext cx="5971547" cy="1500671"/>
                     </a:xfrm>
                     <a:prstGeom prst="rect">
                       <a:avLst/>
@@ -3632,7 +3377,21 @@
           <w:szCs w:val="28"/>
           <w:lang w:val="es-419" w:eastAsia="es-CO"/>
         </w:rPr>
-        <w:t>En la figura se presenta el modelo SMART, una guía que indica que los objetivos deben ser específicos, medibles, alcanzables, relevantes y definidos en el tiempo, con el fin de asegurar que sean comprensibles, realistas y orientados a resultados.</w:t>
+        <w:t xml:space="preserve">En la figura se presenta el modelo </w:t>
+      </w:r>
+      <w:r>
+        <w:rPr>
+          <w:rStyle w:val="Extranjerismo"/>
+          <w:lang w:val="es-CO"/>
+        </w:rPr>
+        <w:t>SMART,</w:t>
+      </w:r>
+      <w:r>
+        <w:rPr>
+          <w:szCs w:val="28"/>
+          <w:lang w:val="es-419" w:eastAsia="es-CO"/>
+        </w:rPr>
+        <w:t xml:space="preserve"> una guía que indica que los objetivos deben ser específicos, medibles, alcanzables, relevantes y definidos en el tiempo, con el fin de asegurar que sean comprensibles, realistas y orientados a resultados.</w:t>
       </w:r>
     </w:p>
     <w:p>
@@ -3760,7 +3519,7 @@
       <w:pPr>
         <w:pStyle w:val="Ttulo1"/>
       </w:pPr>
-      <w:bookmarkStart w:id="6" w:name="_Toc215585429"/>
+      <w:bookmarkStart w:id="6" w:name="_Toc216282378"/>
       <w:r>
         <w:lastRenderedPageBreak/>
         <w:t>Metodologías</w:t>
@@ -3829,7 +3588,10 @@
       <w:pPr>
         <w:pStyle w:val="Ttulo2"/>
       </w:pPr>
-      <w:bookmarkStart w:id="7" w:name="_Toc215585430"/>
+      <w:bookmarkStart w:id="7" w:name="_Toc216282379"/>
+      <w:r>
+        <w:t xml:space="preserve">2.1 </w:t>
+      </w:r>
       <w:r>
         <w:t>T</w:t>
       </w:r>
@@ -3935,9 +3697,9 @@
       </w:pPr>
       <w:r>
         <w:rPr>
+          <w:rStyle w:val="Extranjerismo"/>
           <w:b/>
           <w:bCs/>
-          <w:lang w:val="es-419" w:eastAsia="es-CO"/>
         </w:rPr>
         <w:t>PESTEL</w:t>
       </w:r>
@@ -4019,7 +3781,10 @@
       <w:pPr>
         <w:pStyle w:val="Ttulo2"/>
       </w:pPr>
-      <w:bookmarkStart w:id="8" w:name="_Toc215585431"/>
+      <w:bookmarkStart w:id="8" w:name="_Toc216282380"/>
+      <w:r>
+        <w:t xml:space="preserve">2.2 </w:t>
+      </w:r>
       <w:r>
         <w:t>Herramienta</w:t>
       </w:r>
@@ -4248,7 +4013,7 @@
       <w:pPr>
         <w:pStyle w:val="Ttulo1"/>
       </w:pPr>
-      <w:bookmarkStart w:id="9" w:name="_Toc215585432"/>
+      <w:bookmarkStart w:id="9" w:name="_Toc216282381"/>
       <w:r>
         <w:lastRenderedPageBreak/>
         <w:t>Programación de recursos</w:t>
@@ -4323,7 +4088,10 @@
       <w:pPr>
         <w:pStyle w:val="Ttulo2"/>
       </w:pPr>
-      <w:bookmarkStart w:id="10" w:name="_Toc215585433"/>
+      <w:bookmarkStart w:id="10" w:name="_Toc216282382"/>
+      <w:r>
+        <w:t xml:space="preserve">3.1 </w:t>
+      </w:r>
       <w:r>
         <w:t>Tipos</w:t>
       </w:r>
@@ -4547,9 +4315,25 @@
     </w:p>
     <w:p>
       <w:pPr>
+        <w:rPr>
+          <w:lang w:val="es-419" w:eastAsia="es-CO"/>
+        </w:rPr>
+      </w:pPr>
+      <w:r>
+        <w:rPr>
+          <w:lang w:val="es-419" w:eastAsia="es-CO"/>
+        </w:rPr>
+        <w:t>Cada tipo de recurso requiere una planificación específica, considerando su disponibilidad, costo y relevancia para los objetivos del plan.</w:t>
+      </w:r>
+    </w:p>
+    <w:p>
+      <w:pPr>
         <w:pStyle w:val="Ttulo2"/>
       </w:pPr>
-      <w:bookmarkStart w:id="11" w:name="_Toc215585434"/>
+      <w:bookmarkStart w:id="11" w:name="_Toc216282383"/>
+      <w:r>
+        <w:t xml:space="preserve">3.2 </w:t>
+      </w:r>
       <w:r>
         <w:t>Herramientas</w:t>
       </w:r>
@@ -4633,6 +4417,7 @@
           <w:bCs/>
           <w:lang w:val="es-419" w:eastAsia="es-CO"/>
         </w:rPr>
+        <w:lastRenderedPageBreak/>
         <w:t>Diagrama de Gantt</w:t>
       </w:r>
       <w:r>
@@ -4645,14 +4430,7 @@
         <w:rPr>
           <w:lang w:val="es-419" w:eastAsia="es-CO"/>
         </w:rPr>
-        <w:t xml:space="preserve">epresenta las tareas como barras sobre un calendario, facilitando ver su duración, responsables y relación entre actividades. Es útil para </w:t>
-      </w:r>
-      <w:r>
-        <w:rPr>
-          <w:lang w:val="es-419" w:eastAsia="es-CO"/>
-        </w:rPr>
-        <w:lastRenderedPageBreak/>
-        <w:t>gestionar proyectos con muchas tareas simultáneas, como lanzamientos de productos, porque permite identificar la ruta crítica y ajustar en caso de desviaciones.</w:t>
+        <w:t>epresenta las tareas como barras sobre un calendario, facilitando ver su duración, responsables y relación entre actividades. Es útil para gestionar proyectos con muchas tareas simultáneas, como lanzamientos de productos, porque permite identificar la ruta crítica y ajustar en caso de desviaciones.</w:t>
       </w:r>
     </w:p>
     <w:p>
@@ -4699,7 +4477,10 @@
       <w:pPr>
         <w:pStyle w:val="Ttulo2"/>
       </w:pPr>
-      <w:bookmarkStart w:id="12" w:name="_Toc215585435"/>
+      <w:bookmarkStart w:id="12" w:name="_Toc216282384"/>
+      <w:r>
+        <w:t xml:space="preserve">3.3 </w:t>
+      </w:r>
       <w:r>
         <w:t>Secuenciación</w:t>
       </w:r>
@@ -4783,6 +4564,7 @@
           <w:bCs/>
           <w:lang w:val="es-419" w:eastAsia="es-CO"/>
         </w:rPr>
+        <w:lastRenderedPageBreak/>
         <w:t>Arcos o flechas</w:t>
       </w:r>
       <w:r>
@@ -4810,7 +4592,6 @@
           <w:bCs/>
           <w:lang w:val="es-419" w:eastAsia="es-CO"/>
         </w:rPr>
-        <w:lastRenderedPageBreak/>
         <w:t>Inicio y fin</w:t>
       </w:r>
       <w:r>
@@ -5013,9 +4794,8 @@
       <w:pPr>
         <w:pStyle w:val="Ttulo1"/>
       </w:pPr>
-      <w:bookmarkStart w:id="13" w:name="_Toc215585436"/>
-      <w:r>
-        <w:lastRenderedPageBreak/>
+      <w:bookmarkStart w:id="13" w:name="_Toc216282385"/>
+      <w:r>
         <w:t>Criterios de optimización</w:t>
       </w:r>
       <w:bookmarkEnd w:id="13"/>
@@ -5143,7 +4923,10 @@
       <w:pPr>
         <w:pStyle w:val="Ttulo2"/>
       </w:pPr>
-      <w:bookmarkStart w:id="14" w:name="_Toc215585437"/>
+      <w:bookmarkStart w:id="14" w:name="_Toc216282386"/>
+      <w:r>
+        <w:t xml:space="preserve">4.1 </w:t>
+      </w:r>
       <w:r>
         <w:t>E</w:t>
       </w:r>
@@ -5201,7 +4984,11 @@
       <w:pPr>
         <w:pStyle w:val="Ttulo2"/>
       </w:pPr>
-      <w:bookmarkStart w:id="15" w:name="_Toc215585438"/>
+      <w:bookmarkStart w:id="15" w:name="_Toc216282387"/>
+      <w:r>
+        <w:lastRenderedPageBreak/>
+        <w:t xml:space="preserve">4.2 </w:t>
+      </w:r>
       <w:r>
         <w:t>Eficacia</w:t>
       </w:r>
@@ -5244,21 +5031,17 @@
         <w:rPr>
           <w:lang w:val="es-419" w:eastAsia="es-CO"/>
         </w:rPr>
-        <w:t xml:space="preserve"> o </w:t>
-      </w:r>
-      <w:r>
-        <w:rPr>
-          <w:lang w:val="es-419" w:eastAsia="es-CO"/>
-        </w:rPr>
-        <w:lastRenderedPageBreak/>
-        <w:t>fidelizar clientes; una campaña puede ser costosa y compleja, pero si logra posicionar el producto en el mercado y generar ventas sostenidas, se considera eficaz, la clave está en la alineación entre las acciones ejecutadas y los resultados esperados.</w:t>
+        <w:t xml:space="preserve"> o fidelizar clientes; una campaña puede ser costosa y compleja, pero si logra posicionar el producto en el mercado y generar ventas sostenidas, se considera eficaz, la clave está en la alineación entre las acciones ejecutadas y los resultados esperados.</w:t>
       </w:r>
     </w:p>
     <w:p>
       <w:pPr>
         <w:pStyle w:val="Ttulo2"/>
       </w:pPr>
-      <w:bookmarkStart w:id="16" w:name="_Toc215585439"/>
+      <w:bookmarkStart w:id="16" w:name="_Toc216282388"/>
+      <w:r>
+        <w:t xml:space="preserve">4.3 </w:t>
+      </w:r>
       <w:r>
         <w:t>Costo</w:t>
       </w:r>
@@ -5424,7 +5207,11 @@
       <w:pPr>
         <w:pStyle w:val="Ttulo2"/>
       </w:pPr>
-      <w:bookmarkStart w:id="17" w:name="_Toc215585440"/>
+      <w:bookmarkStart w:id="17" w:name="_Toc216282389"/>
+      <w:r>
+        <w:lastRenderedPageBreak/>
+        <w:t xml:space="preserve">4.4 </w:t>
+      </w:r>
       <w:r>
         <w:t>Priorización</w:t>
       </w:r>
@@ -5453,14 +5240,7 @@
         <w:rPr>
           <w:lang w:val="es-419" w:eastAsia="es-CO"/>
         </w:rPr>
-        <w:t xml:space="preserve">, la priorización es fundamental para gestionar recursos limitados y seleccionar las acciones que generarán </w:t>
-      </w:r>
-      <w:r>
-        <w:rPr>
-          <w:lang w:val="es-419" w:eastAsia="es-CO"/>
-        </w:rPr>
-        <w:lastRenderedPageBreak/>
-        <w:t>mayor valor estratégico, facilitando la toma de decisiones y mejorando la eficiencia operativa del plan. Para ello, existen herramientas ampliamente utilizadas, como la Matriz de Eisenhower, la Matriz Impacto</w:t>
+        <w:t>, la priorización es fundamental para gestionar recursos limitados y seleccionar las acciones que generarán mayor valor estratégico, facilitando la toma de decisiones y mejorando la eficiencia operativa del plan. Para ello, existen herramientas ampliamente utilizadas, como la Matriz de Eisenhower, la Matriz Impacto</w:t>
       </w:r>
       <w:r>
         <w:rPr>
@@ -5485,32 +5265,6 @@
           <w:lang w:val="es-419" w:eastAsia="es-CO"/>
         </w:rPr>
         <w:t>Esfuerzo y el Análisis Pareto, que permiten evaluar actividades desde diferentes perspectivas y estructurar un orden lógico de ejecución.</w:t>
-      </w:r>
-    </w:p>
-    <w:p>
-      <w:pPr>
-        <w:rPr>
-          <w:lang w:val="es-419" w:eastAsia="es-CO"/>
-        </w:rPr>
-      </w:pPr>
-      <w:r>
-        <w:rPr>
-          <w:lang w:val="es-419" w:eastAsia="es-CO"/>
-        </w:rPr>
-        <w:t xml:space="preserve">La Matriz de Eisenhower es una técnica orientada a mejorar la gestión del tiempo clasificado actividades según su nivel de urgencia e importancia. Su propósito es ayudar a distinguir qué debe ejecutarse de inmediato, qué puede planificarse, qué puede delegarse y qué debería descartarse. Al separar lo urgente de lo verdaderamente estratégico, esta metodología permite que los equipos orienten sus esfuerzos hacia lo que más contribuye al cumplimiento de los objetivos del plan de </w:t>
-      </w:r>
-      <w:r>
-        <w:rPr>
-          <w:rStyle w:val="Extranjerismo"/>
-          <w:lang w:val="es-419" w:eastAsia="es-CO"/>
-        </w:rPr>
-        <w:t>marketing</w:t>
-      </w:r>
-      <w:r>
-        <w:rPr>
-          <w:lang w:val="es-419" w:eastAsia="es-CO"/>
-        </w:rPr>
-        <w:t>.</w:t>
       </w:r>
     </w:p>
     <w:p>
@@ -5525,19 +5279,26 @@
           <w:bCs/>
           <w:lang w:val="es-419" w:eastAsia="es-CO"/>
         </w:rPr>
-        <w:t>Identificación</w:t>
-      </w:r>
-      <w:r>
-        <w:rPr>
-          <w:lang w:val="es-419" w:eastAsia="es-CO"/>
-        </w:rPr>
-        <w:t>: r</w:t>
-      </w:r>
-      <w:r>
-        <w:rPr>
-          <w:lang w:val="es-419" w:eastAsia="es-CO"/>
-        </w:rPr>
-        <w:t>egistrar todas las actividades previstas.</w:t>
+        <w:t>La Matriz de Eisenhower</w:t>
+      </w:r>
+      <w:r>
+        <w:rPr>
+          <w:lang w:val="es-419" w:eastAsia="es-CO"/>
+        </w:rPr>
+        <w:t xml:space="preserve"> es una técnica orientada a mejorar la gestión del tiempo clasificado actividades según su nivel de urgencia e importancia. Su propósito es ayudar a distinguir qué debe ejecutarse de inmediato, qué puede planificarse, qué puede delegarse y qué debería descartarse. Al separar lo urgente de lo verdaderamente estratégico, esta metodología permite que los equipos orienten sus esfuerzos hacia lo que más contribuye al cumplimiento de los objetivos del plan de </w:t>
+      </w:r>
+      <w:r>
+        <w:rPr>
+          <w:rStyle w:val="Extranjerismo"/>
+          <w:lang w:val="es-419" w:eastAsia="es-CO"/>
+        </w:rPr>
+        <w:t>marketing</w:t>
+      </w:r>
+      <w:r>
+        <w:rPr>
+          <w:lang w:val="es-419" w:eastAsia="es-CO"/>
+        </w:rPr>
+        <w:t>.</w:t>
       </w:r>
     </w:p>
     <w:p>
@@ -5552,19 +5313,19 @@
           <w:bCs/>
           <w:lang w:val="es-419" w:eastAsia="es-CO"/>
         </w:rPr>
-        <w:t>Evaluación</w:t>
-      </w:r>
-      <w:r>
-        <w:rPr>
-          <w:lang w:val="es-419" w:eastAsia="es-CO"/>
-        </w:rPr>
-        <w:t>: a</w:t>
-      </w:r>
-      <w:r>
-        <w:rPr>
-          <w:lang w:val="es-419" w:eastAsia="es-CO"/>
-        </w:rPr>
-        <w:t>nalizar cada actividad según urgencia e importancia.</w:t>
+        <w:t>Identificación</w:t>
+      </w:r>
+      <w:r>
+        <w:rPr>
+          <w:lang w:val="es-419" w:eastAsia="es-CO"/>
+        </w:rPr>
+        <w:t>: r</w:t>
+      </w:r>
+      <w:r>
+        <w:rPr>
+          <w:lang w:val="es-419" w:eastAsia="es-CO"/>
+        </w:rPr>
+        <w:t>egistrar todas las actividades previstas.</w:t>
       </w:r>
     </w:p>
     <w:p>
@@ -5579,19 +5340,19 @@
           <w:bCs/>
           <w:lang w:val="es-419" w:eastAsia="es-CO"/>
         </w:rPr>
-        <w:t>Clasificación</w:t>
-      </w:r>
-      <w:r>
-        <w:rPr>
-          <w:lang w:val="es-419" w:eastAsia="es-CO"/>
-        </w:rPr>
-        <w:t>: u</w:t>
-      </w:r>
-      <w:r>
-        <w:rPr>
-          <w:lang w:val="es-419" w:eastAsia="es-CO"/>
-        </w:rPr>
-        <w:t>bicar cada tarea en uno de los cuatro cuadrantes.</w:t>
+        <w:t>Evaluación</w:t>
+      </w:r>
+      <w:r>
+        <w:rPr>
+          <w:lang w:val="es-419" w:eastAsia="es-CO"/>
+        </w:rPr>
+        <w:t>: a</w:t>
+      </w:r>
+      <w:r>
+        <w:rPr>
+          <w:lang w:val="es-419" w:eastAsia="es-CO"/>
+        </w:rPr>
+        <w:t>nalizar cada actividad según urgencia e importancia.</w:t>
       </w:r>
     </w:p>
     <w:p>
@@ -5606,6 +5367,33 @@
           <w:bCs/>
           <w:lang w:val="es-419" w:eastAsia="es-CO"/>
         </w:rPr>
+        <w:t>Clasificación</w:t>
+      </w:r>
+      <w:r>
+        <w:rPr>
+          <w:lang w:val="es-419" w:eastAsia="es-CO"/>
+        </w:rPr>
+        <w:t>: u</w:t>
+      </w:r>
+      <w:r>
+        <w:rPr>
+          <w:lang w:val="es-419" w:eastAsia="es-CO"/>
+        </w:rPr>
+        <w:t>bicar cada tarea en uno de los cuatro cuadrantes.</w:t>
+      </w:r>
+    </w:p>
+    <w:p>
+      <w:pPr>
+        <w:rPr>
+          <w:lang w:val="es-419" w:eastAsia="es-CO"/>
+        </w:rPr>
+      </w:pPr>
+      <w:r>
+        <w:rPr>
+          <w:b/>
+          <w:bCs/>
+          <w:lang w:val="es-419" w:eastAsia="es-CO"/>
+        </w:rPr>
         <w:t>Acción resultante</w:t>
       </w:r>
       <w:r>
@@ -5631,7 +5419,22 @@
         <w:rPr>
           <w:lang w:val="es-419" w:eastAsia="es-CO"/>
         </w:rPr>
-        <w:t xml:space="preserve">La Matriz Impacto–Esfuerzo permite valorar cada actividad en función del beneficio esperado y de los recursos necesarios para ejecutarla. Esta técnica es especialmente útil en </w:t>
+        <w:lastRenderedPageBreak/>
+        <w:t>L</w:t>
+      </w:r>
+      <w:r>
+        <w:rPr>
+          <w:b/>
+          <w:bCs/>
+          <w:lang w:val="es-419" w:eastAsia="es-CO"/>
+        </w:rPr>
+        <w:t xml:space="preserve">a Matriz Impacto–Esfuerzo </w:t>
+      </w:r>
+      <w:r>
+        <w:rPr>
+          <w:lang w:val="es-419" w:eastAsia="es-CO"/>
+        </w:rPr>
+        <w:t xml:space="preserve">permite valorar cada actividad en función del beneficio esperado y de los recursos necesarios para ejecutarla. Esta técnica es especialmente útil en </w:t>
       </w:r>
       <w:r>
         <w:rPr>
@@ -5717,7 +5520,6 @@
           <w:bCs/>
           <w:lang w:val="es-419" w:eastAsia="es-CO"/>
         </w:rPr>
-        <w:lastRenderedPageBreak/>
         <w:t>Valoración</w:t>
       </w:r>
       <w:r>
@@ -5795,73 +5597,54 @@
       </w:pPr>
       <w:r>
         <w:rPr>
-          <w:lang w:val="es-419" w:eastAsia="es-CO"/>
-        </w:rPr>
-        <w:t>El Análisis Pareto es una técnica que ayuda a identificar qué actividades generan la mayor parte del valor total. Bajo el enfoque 80</w:t>
-      </w:r>
-      <w:r>
-        <w:rPr>
-          <w:lang w:val="es-419" w:eastAsia="es-CO"/>
-        </w:rPr>
-        <w:t xml:space="preserve"> </w:t>
-      </w:r>
-      <w:r>
-        <w:rPr>
-          <w:lang w:val="es-419" w:eastAsia="es-CO"/>
-        </w:rPr>
-        <w:t>/</w:t>
-      </w:r>
-      <w:r>
-        <w:rPr>
-          <w:lang w:val="es-419" w:eastAsia="es-CO"/>
-        </w:rPr>
-        <w:t xml:space="preserve"> </w:t>
-      </w:r>
-      <w:r>
-        <w:rPr>
-          <w:lang w:val="es-419" w:eastAsia="es-CO"/>
-        </w:rPr>
-        <w:t xml:space="preserve">20, se reconoce que un grupo reducido de acciones suele producir la mayoría de los resultados. En </w:t>
-      </w:r>
-      <w:r>
-        <w:rPr>
-          <w:rStyle w:val="Extranjerismo"/>
-          <w:lang w:val="es-419" w:eastAsia="es-CO"/>
-        </w:rPr>
-        <w:t>marketing</w:t>
-      </w:r>
-      <w:r>
-        <w:rPr>
-          <w:lang w:val="es-419" w:eastAsia="es-CO"/>
-        </w:rPr>
-        <w:t>, esta metodología permite concentrar esfuerzos en acciones clave con alto potencial estratégico y evitar la dispersión de recursos en actividades con impacto marginal.</w:t>
-      </w:r>
-    </w:p>
-    <w:p>
-      <w:pPr>
-        <w:rPr>
-          <w:lang w:val="es-419" w:eastAsia="es-CO"/>
-        </w:rPr>
-      </w:pPr>
-      <w:r>
-        <w:rPr>
           <w:b/>
           <w:bCs/>
           <w:lang w:val="es-419" w:eastAsia="es-CO"/>
         </w:rPr>
-        <w:t>Listado y valoración</w:t>
-      </w:r>
-      <w:r>
-        <w:rPr>
-          <w:lang w:val="es-419" w:eastAsia="es-CO"/>
-        </w:rPr>
-        <w:t>: r</w:t>
-      </w:r>
-      <w:r>
-        <w:rPr>
-          <w:lang w:val="es-419" w:eastAsia="es-CO"/>
-        </w:rPr>
-        <w:t>egistrar todas las actividades y estimar su impacto esperado.</w:t>
+        <w:t>El Análisis Pareto</w:t>
+      </w:r>
+      <w:r>
+        <w:rPr>
+          <w:lang w:val="es-419" w:eastAsia="es-CO"/>
+        </w:rPr>
+        <w:t xml:space="preserve"> es una técnica que ayuda a identificar qué actividades generan la mayor parte del valor total. Bajo el enfoque 80</w:t>
+      </w:r>
+      <w:r>
+        <w:rPr>
+          <w:lang w:val="es-419" w:eastAsia="es-CO"/>
+        </w:rPr>
+        <w:t xml:space="preserve"> </w:t>
+      </w:r>
+      <w:r>
+        <w:rPr>
+          <w:lang w:val="es-419" w:eastAsia="es-CO"/>
+        </w:rPr>
+        <w:t>/</w:t>
+      </w:r>
+      <w:r>
+        <w:rPr>
+          <w:lang w:val="es-419" w:eastAsia="es-CO"/>
+        </w:rPr>
+        <w:t xml:space="preserve"> </w:t>
+      </w:r>
+      <w:r>
+        <w:rPr>
+          <w:lang w:val="es-419" w:eastAsia="es-CO"/>
+        </w:rPr>
+        <w:t xml:space="preserve">20, se reconoce que un grupo reducido de acciones suele producir la mayoría de los resultados. En </w:t>
+      </w:r>
+      <w:r>
+        <w:rPr>
+          <w:rStyle w:val="Extranjerismo"/>
+          <w:lang w:val="es-419" w:eastAsia="es-CO"/>
+        </w:rPr>
+        <w:t>marketing</w:t>
+      </w:r>
+      <w:r>
+        <w:rPr>
+          <w:lang w:val="es-419" w:eastAsia="es-CO"/>
+        </w:rPr>
+        <w:t>, esta metodología permite concentrar esfuerzos en acciones clave con alto potencial estratégico y evitar la dispersión de recursos en actividades con impacto marginal.</w:t>
       </w:r>
     </w:p>
     <w:p>
@@ -5876,19 +5659,19 @@
           <w:bCs/>
           <w:lang w:val="es-419" w:eastAsia="es-CO"/>
         </w:rPr>
-        <w:t>Ordenamiento</w:t>
-      </w:r>
-      <w:r>
-        <w:rPr>
-          <w:lang w:val="es-419" w:eastAsia="es-CO"/>
-        </w:rPr>
-        <w:t>: o</w:t>
-      </w:r>
-      <w:r>
-        <w:rPr>
-          <w:lang w:val="es-419" w:eastAsia="es-CO"/>
-        </w:rPr>
-        <w:t>rganizar las acciones desde mayor a menor impacto.</w:t>
+        <w:t>Listado y valoración</w:t>
+      </w:r>
+      <w:r>
+        <w:rPr>
+          <w:lang w:val="es-419" w:eastAsia="es-CO"/>
+        </w:rPr>
+        <w:t>: r</w:t>
+      </w:r>
+      <w:r>
+        <w:rPr>
+          <w:lang w:val="es-419" w:eastAsia="es-CO"/>
+        </w:rPr>
+        <w:t>egistrar todas las actividades y estimar su impacto esperado.</w:t>
       </w:r>
     </w:p>
     <w:p>
@@ -5903,6 +5686,33 @@
           <w:bCs/>
           <w:lang w:val="es-419" w:eastAsia="es-CO"/>
         </w:rPr>
+        <w:t>Ordenamiento</w:t>
+      </w:r>
+      <w:r>
+        <w:rPr>
+          <w:lang w:val="es-419" w:eastAsia="es-CO"/>
+        </w:rPr>
+        <w:t>: o</w:t>
+      </w:r>
+      <w:r>
+        <w:rPr>
+          <w:lang w:val="es-419" w:eastAsia="es-CO"/>
+        </w:rPr>
+        <w:t>rganizar las acciones desde mayor a menor impacto.</w:t>
+      </w:r>
+    </w:p>
+    <w:p>
+      <w:pPr>
+        <w:rPr>
+          <w:lang w:val="es-419" w:eastAsia="es-CO"/>
+        </w:rPr>
+      </w:pPr>
+      <w:r>
+        <w:rPr>
+          <w:b/>
+          <w:bCs/>
+          <w:lang w:val="es-419" w:eastAsia="es-CO"/>
+        </w:rPr>
         <w:t>Selección del 20 %:</w:t>
       </w:r>
       <w:r>
@@ -5920,9 +5730,48 @@
     </w:p>
     <w:p>
       <w:pPr>
+        <w:rPr>
+          <w:lang w:val="es-419" w:eastAsia="es-CO"/>
+        </w:rPr>
+      </w:pPr>
+      <w:r>
+        <w:rPr>
+          <w:b/>
+          <w:bCs/>
+          <w:lang w:val="es-419" w:eastAsia="es-CO"/>
+        </w:rPr>
+        <w:t>Priorización</w:t>
+      </w:r>
+      <w:r>
+        <w:rPr>
+          <w:b/>
+          <w:bCs/>
+          <w:lang w:val="es-419" w:eastAsia="es-CO"/>
+        </w:rPr>
+        <w:t>:</w:t>
+      </w:r>
+      <w:r>
+        <w:rPr>
+          <w:lang w:val="es-419" w:eastAsia="es-CO"/>
+        </w:rPr>
+        <w:t xml:space="preserve"> e</w:t>
+      </w:r>
+      <w:r>
+        <w:rPr>
+          <w:lang w:val="es-419" w:eastAsia="es-CO"/>
+        </w:rPr>
+        <w:t>jecutar primero las actividades clave del grupo superior.</w:t>
+      </w:r>
+    </w:p>
+    <w:p>
+      <w:pPr>
         <w:pStyle w:val="Ttulo2"/>
       </w:pPr>
-      <w:bookmarkStart w:id="18" w:name="_Toc215585441"/>
+      <w:bookmarkStart w:id="18" w:name="_Toc216282390"/>
+      <w:r>
+        <w:lastRenderedPageBreak/>
+        <w:t xml:space="preserve">4.5 </w:t>
+      </w:r>
       <w:r>
         <w:t>Indicadores</w:t>
       </w:r>
@@ -6039,7 +5888,6 @@
           <w:bCs/>
           <w:lang w:val="es-419" w:eastAsia="es-CO"/>
         </w:rPr>
-        <w:lastRenderedPageBreak/>
         <w:t>Tasa de conversión</w:t>
       </w:r>
       <w:r>
@@ -6255,7 +6103,7 @@
       <w:pPr>
         <w:pStyle w:val="Ttulo1"/>
       </w:pPr>
-      <w:bookmarkStart w:id="19" w:name="_Toc215585442"/>
+      <w:bookmarkStart w:id="19" w:name="_Toc216282391"/>
       <w:r>
         <w:lastRenderedPageBreak/>
         <w:t>Mejora continua</w:t>
@@ -6788,7 +6636,10 @@
       <w:pPr>
         <w:pStyle w:val="Ttulo2"/>
       </w:pPr>
-      <w:bookmarkStart w:id="20" w:name="_Toc215585443"/>
+      <w:bookmarkStart w:id="20" w:name="_Toc216282392"/>
+      <w:r>
+        <w:t xml:space="preserve">5.1 </w:t>
+      </w:r>
       <w:r>
         <w:t>Indicadores</w:t>
       </w:r>
@@ -6832,7 +6683,10 @@
       <w:pPr>
         <w:pStyle w:val="Ttulo2"/>
       </w:pPr>
-      <w:bookmarkStart w:id="21" w:name="_Toc215585444"/>
+      <w:bookmarkStart w:id="21" w:name="_Toc216282393"/>
+      <w:r>
+        <w:t xml:space="preserve">5.2 </w:t>
+      </w:r>
       <w:r>
         <w:t>Evaluación</w:t>
       </w:r>
@@ -6995,7 +6849,7 @@
       <w:pPr>
         <w:pStyle w:val="Titulosgenerales"/>
       </w:pPr>
-      <w:bookmarkStart w:id="22" w:name="_Toc215585445"/>
+      <w:bookmarkStart w:id="22" w:name="_Toc216282394"/>
       <w:r>
         <w:lastRenderedPageBreak/>
         <w:t>S</w:t>
@@ -7107,10 +6961,10 @@
                     <pic:cNvPicPr/>
                   </pic:nvPicPr>
                   <pic:blipFill>
-                    <a:blip r:embed="rId16">
+                    <a:blip r:embed="rId17">
                       <a:extLst>
                         <a:ext uri="{96DAC541-7B7A-43D3-8B79-37D633B846F1}">
-                          <asvg:svgBlip xmlns:asvg="http://schemas.microsoft.com/office/drawing/2016/SVG/main" r:embed="rId17"/>
+                          <asvg:svgBlip xmlns:asvg="http://schemas.microsoft.com/office/drawing/2016/SVG/main" r:embed="rId18"/>
                         </a:ext>
                       </a:extLst>
                     </a:blip>
@@ -7176,7 +7030,7 @@
       <w:pPr>
         <w:pStyle w:val="Titulosgenerales"/>
       </w:pPr>
-      <w:bookmarkStart w:id="23" w:name="_Toc215585446"/>
+      <w:bookmarkStart w:id="23" w:name="_Toc216282395"/>
       <w:r>
         <w:lastRenderedPageBreak/>
         <w:t>Glosario</w:t>
@@ -7587,7 +7441,7 @@
       <w:pPr>
         <w:pStyle w:val="Titulosgenerales"/>
       </w:pPr>
-      <w:bookmarkStart w:id="24" w:name="_Toc215585447"/>
+      <w:bookmarkStart w:id="24" w:name="_Toc216282396"/>
       <w:r>
         <w:lastRenderedPageBreak/>
         <w:t>Material complementario</w:t>
@@ -7782,7 +7636,7 @@
                 <w:szCs w:val="28"/>
               </w:rPr>
             </w:pPr>
-            <w:hyperlink r:id="rId18" w:history="1">
+            <w:hyperlink r:id="rId19" w:history="1">
               <w:r>
                 <w:rPr>
                   <w:rStyle w:val="Hipervnculo"/>
@@ -7884,7 +7738,7 @@
                 <w:szCs w:val="28"/>
               </w:rPr>
             </w:pPr>
-            <w:hyperlink r:id="rId19" w:history="1">
+            <w:hyperlink r:id="rId20" w:history="1">
               <w:r>
                 <w:rPr>
                   <w:rStyle w:val="Hipervnculo"/>
@@ -7940,7 +7794,22 @@
                 <w:sz w:val="28"/>
                 <w:szCs w:val="28"/>
               </w:rPr>
-              <w:t>Posgrados y Educación Continua. (2020). Análisis PESTEL para Definir el Plan de Acción de tu Empresa - Tec de Monterrey [Video]. YouTube.</w:t>
+              <w:t xml:space="preserve">Posgrados y Educación Continua. (2020). Análisis </w:t>
+            </w:r>
+            <w:r>
+              <w:rPr>
+                <w:rStyle w:val="Extranjerismo"/>
+                <w:sz w:val="28"/>
+                <w:szCs w:val="28"/>
+              </w:rPr>
+              <w:t>PESTEL</w:t>
+            </w:r>
+            <w:r>
+              <w:rPr>
+                <w:sz w:val="28"/>
+                <w:szCs w:val="28"/>
+              </w:rPr>
+              <w:t xml:space="preserve"> para Definir el Plan de Acción de tu Empresa - Tec de Monterrey [Video]. YouTube.</w:t>
             </w:r>
           </w:p>
         </w:tc>
@@ -7977,7 +7846,7 @@
                 <w:szCs w:val="28"/>
               </w:rPr>
             </w:pPr>
-            <w:hyperlink r:id="rId20" w:history="1">
+            <w:hyperlink r:id="rId21" w:history="1">
               <w:r>
                 <w:rPr>
                   <w:rStyle w:val="Hipervnculo"/>
@@ -8067,7 +7936,7 @@
                 <w:szCs w:val="28"/>
               </w:rPr>
             </w:pPr>
-            <w:hyperlink r:id="rId21" w:history="1">
+            <w:hyperlink r:id="rId22" w:history="1">
               <w:r>
                 <w:rPr>
                   <w:rStyle w:val="Hipervnculo"/>
@@ -8160,7 +8029,7 @@
                 <w:szCs w:val="28"/>
               </w:rPr>
             </w:pPr>
-            <w:hyperlink r:id="rId22" w:history="1">
+            <w:hyperlink r:id="rId23" w:history="1">
               <w:r>
                 <w:rPr>
                   <w:rStyle w:val="Hipervnculo"/>
@@ -8250,7 +8119,7 @@
                 <w:szCs w:val="28"/>
               </w:rPr>
             </w:pPr>
-            <w:hyperlink r:id="rId23" w:history="1">
+            <w:hyperlink r:id="rId24" w:history="1">
               <w:r>
                 <w:rPr>
                   <w:rStyle w:val="Hipervnculo"/>
@@ -8269,7 +8138,7 @@
       <w:pPr>
         <w:pStyle w:val="Titulosgenerales"/>
       </w:pPr>
-      <w:bookmarkStart w:id="25" w:name="_Toc215585448"/>
+      <w:bookmarkStart w:id="25" w:name="_Toc216282397"/>
       <w:r>
         <w:lastRenderedPageBreak/>
         <w:t>Referencias bibliográficas</w:t>
@@ -8315,7 +8184,7 @@
         </w:rPr>
         <w:t xml:space="preserve">. Editorial Uninavarra. </w:t>
       </w:r>
-      <w:hyperlink r:id="rId24" w:history="1">
+      <w:hyperlink r:id="rId25" w:history="1">
         <w:r>
           <w:rPr>
             <w:rStyle w:val="Hipervnculo"/>
@@ -8346,28 +8215,105 @@
           <w:rFonts w:asciiTheme="minorHAnsi" w:hAnsiTheme="minorHAnsi" w:cstheme="minorHAnsi"/>
           <w:sz w:val="28"/>
           <w:szCs w:val="28"/>
-          <w:lang w:val="en-US"/>
-        </w:rPr>
-      </w:pPr>
+        </w:rPr>
+      </w:pPr>
+      <w:proofErr w:type="spellStart"/>
       <w:r>
         <w:rPr>
           <w:rFonts w:asciiTheme="minorHAnsi" w:hAnsiTheme="minorHAnsi" w:cstheme="minorHAnsi"/>
           <w:sz w:val="28"/>
           <w:szCs w:val="28"/>
         </w:rPr>
-        <w:t xml:space="preserve">Mercately. (2025). Objetivos de mercadeo: guía completa y ejemplos prácticos. </w:t>
+        <w:t>Lull</w:t>
+      </w:r>
+      <w:proofErr w:type="spellEnd"/>
+      <w:r>
+        <w:rPr>
+          <w:rFonts w:asciiTheme="minorHAnsi" w:hAnsiTheme="minorHAnsi" w:cstheme="minorHAnsi"/>
+          <w:sz w:val="28"/>
+          <w:szCs w:val="28"/>
+        </w:rPr>
+        <w:t xml:space="preserve"> Noguera, J. J., &amp; Galdón Salvador, J. L. (s.f.). Análisis </w:t>
+      </w:r>
+      <w:r>
+        <w:rPr>
+          <w:rStyle w:val="Extranjerismo"/>
+          <w:rFonts w:asciiTheme="minorHAnsi" w:hAnsiTheme="minorHAnsi" w:cstheme="minorHAnsi"/>
+          <w:sz w:val="28"/>
+          <w:szCs w:val="28"/>
+          <w:lang w:val="es-CO"/>
+        </w:rPr>
+        <w:t>PESTEL:</w:t>
+      </w:r>
+      <w:r>
+        <w:rPr>
+          <w:rFonts w:asciiTheme="minorHAnsi" w:hAnsiTheme="minorHAnsi" w:cstheme="minorHAnsi"/>
+          <w:sz w:val="28"/>
+          <w:szCs w:val="28"/>
+        </w:rPr>
+        <w:t xml:space="preserve"> analizando el entorno para la toma de decisiones. </w:t>
       </w:r>
       <w:proofErr w:type="spellStart"/>
       <w:r>
+        <w:rPr>
+          <w:rFonts w:asciiTheme="minorHAnsi" w:hAnsiTheme="minorHAnsi" w:cstheme="minorHAnsi"/>
+          <w:sz w:val="28"/>
+          <w:szCs w:val="28"/>
+        </w:rPr>
+        <w:t>Universitat</w:t>
+      </w:r>
+      <w:proofErr w:type="spellEnd"/>
+      <w:r>
+        <w:rPr>
+          <w:rFonts w:asciiTheme="minorHAnsi" w:hAnsiTheme="minorHAnsi" w:cstheme="minorHAnsi"/>
+          <w:sz w:val="28"/>
+          <w:szCs w:val="28"/>
+        </w:rPr>
+        <w:t xml:space="preserve"> Politécnica de València. </w:t>
+      </w:r>
+      <w:hyperlink r:id="rId26" w:history="1">
+        <w:r>
+          <w:rPr>
+            <w:rStyle w:val="Hipervnculo"/>
+            <w:rFonts w:asciiTheme="minorHAnsi" w:hAnsiTheme="minorHAnsi" w:cstheme="minorHAnsi"/>
+            <w:sz w:val="28"/>
+            <w:szCs w:val="28"/>
+          </w:rPr>
+          <w:t>https://riunet.upv.es/server/api/core/bitstreams/97570a29-3092-4f94-ae68-a88103d601fd/content</w:t>
+        </w:r>
+      </w:hyperlink>
+    </w:p>
+    <w:p>
+      <w:pPr>
+        <w:pStyle w:val="Normal0"/>
+        <w:ind w:firstLine="708"/>
+        <w:rPr>
+          <w:rFonts w:asciiTheme="minorHAnsi" w:hAnsiTheme="minorHAnsi" w:cstheme="minorHAnsi"/>
+          <w:sz w:val="28"/>
+          <w:szCs w:val="28"/>
+        </w:rPr>
+      </w:pPr>
+    </w:p>
+    <w:p>
+      <w:pPr>
+        <w:pStyle w:val="Normal0"/>
+        <w:ind w:firstLine="708"/>
         <w:rPr>
           <w:rFonts w:asciiTheme="minorHAnsi" w:hAnsiTheme="minorHAnsi" w:cstheme="minorHAnsi"/>
           <w:sz w:val="28"/>
           <w:szCs w:val="28"/>
           <w:lang w:val="en-US"/>
         </w:rPr>
-        <w:t>Mercately</w:t>
-      </w:r>
-      <w:proofErr w:type="spellEnd"/>
+      </w:pPr>
+      <w:r>
+        <w:rPr>
+          <w:rFonts w:asciiTheme="minorHAnsi" w:hAnsiTheme="minorHAnsi" w:cstheme="minorHAnsi"/>
+          <w:sz w:val="28"/>
+          <w:szCs w:val="28"/>
+        </w:rPr>
+        <w:t xml:space="preserve">Mercately. (2025). Objetivos de mercadeo: guía completa y ejemplos prácticos. </w:t>
+      </w:r>
+      <w:proofErr w:type="spellStart"/>
       <w:r>
         <w:rPr>
           <w:rFonts w:asciiTheme="minorHAnsi" w:hAnsiTheme="minorHAnsi" w:cstheme="minorHAnsi"/>
@@ -8375,9 +8321,19 @@
           <w:szCs w:val="28"/>
           <w:lang w:val="en-US"/>
         </w:rPr>
+        <w:t>Mercately</w:t>
+      </w:r>
+      <w:proofErr w:type="spellEnd"/>
+      <w:r>
+        <w:rPr>
+          <w:rFonts w:asciiTheme="minorHAnsi" w:hAnsiTheme="minorHAnsi" w:cstheme="minorHAnsi"/>
+          <w:sz w:val="28"/>
+          <w:szCs w:val="28"/>
+          <w:lang w:val="en-US"/>
+        </w:rPr>
         <w:t xml:space="preserve"> Blog. </w:t>
       </w:r>
-      <w:hyperlink r:id="rId25" w:history="1">
+      <w:hyperlink r:id="rId27" w:history="1">
         <w:r>
           <w:rPr>
             <w:rStyle w:val="Hipervnculo"/>
@@ -8398,7 +8354,6 @@
           <w:rFonts w:asciiTheme="minorHAnsi" w:hAnsiTheme="minorHAnsi" w:cstheme="minorHAnsi"/>
           <w:sz w:val="28"/>
           <w:szCs w:val="28"/>
-          <w:lang w:val="en-US"/>
         </w:rPr>
       </w:pPr>
     </w:p>
@@ -8412,23 +8367,21 @@
           <w:szCs w:val="28"/>
         </w:rPr>
       </w:pPr>
-      <w:proofErr w:type="spellStart"/>
       <w:r>
         <w:rPr>
           <w:rFonts w:asciiTheme="minorHAnsi" w:hAnsiTheme="minorHAnsi" w:cstheme="minorHAnsi"/>
           <w:sz w:val="28"/>
           <w:szCs w:val="28"/>
         </w:rPr>
-        <w:t>Lull</w:t>
-      </w:r>
-      <w:proofErr w:type="spellEnd"/>
+        <w:t>Unidad de Regulación Financiera (</w:t>
+      </w:r>
       <w:r>
         <w:rPr>
           <w:rFonts w:asciiTheme="minorHAnsi" w:hAnsiTheme="minorHAnsi" w:cstheme="minorHAnsi"/>
           <w:sz w:val="28"/>
           <w:szCs w:val="28"/>
         </w:rPr>
-        <w:t xml:space="preserve"> Noguera, J. J., &amp; Galdón Salvador, J. L. (s.f.). Análisis PESTEL: analizando el entorno para la toma de decisiones. Universitat </w:t>
+        <w:t>URF</w:t>
       </w:r>
       <w:r>
         <w:rPr>
@@ -8436,7 +8389,7 @@
           <w:sz w:val="28"/>
           <w:szCs w:val="28"/>
         </w:rPr>
-        <w:t>Politécnica</w:t>
+        <w:t>)</w:t>
       </w:r>
       <w:r>
         <w:rPr>
@@ -8444,48 +8397,31 @@
           <w:sz w:val="28"/>
           <w:szCs w:val="28"/>
         </w:rPr>
-        <w:t xml:space="preserve"> de València. </w:t>
-      </w:r>
-      <w:hyperlink r:id="rId26" w:history="1">
-        <w:r>
-          <w:rPr>
-            <w:rStyle w:val="Hipervnculo"/>
-            <w:rFonts w:asciiTheme="minorHAnsi" w:hAnsiTheme="minorHAnsi" w:cstheme="minorHAnsi"/>
-            <w:sz w:val="28"/>
-            <w:szCs w:val="28"/>
-          </w:rPr>
-          <w:t>https://riunet.upv.es/server/api/core/bitstreams/97570a29-3092-4f94-ae68-a88103d601fd/content</w:t>
-        </w:r>
-      </w:hyperlink>
-    </w:p>
-    <w:p>
-      <w:pPr>
-        <w:pStyle w:val="Normal0"/>
-        <w:ind w:firstLine="708"/>
+        <w:t>. (202</w:t>
+      </w:r>
+      <w:r>
         <w:rPr>
           <w:rFonts w:asciiTheme="minorHAnsi" w:hAnsiTheme="minorHAnsi" w:cstheme="minorHAnsi"/>
           <w:sz w:val="28"/>
           <w:szCs w:val="28"/>
         </w:rPr>
-      </w:pPr>
-    </w:p>
-    <w:p>
-      <w:pPr>
-        <w:pStyle w:val="Normal0"/>
-        <w:ind w:firstLine="708"/>
+        <w:t>2, 31 de octubre</w:t>
+      </w:r>
+      <w:r>
         <w:rPr>
           <w:rFonts w:asciiTheme="minorHAnsi" w:hAnsiTheme="minorHAnsi" w:cstheme="minorHAnsi"/>
           <w:sz w:val="28"/>
           <w:szCs w:val="28"/>
         </w:rPr>
-      </w:pPr>
+        <w:t xml:space="preserve">). Manual de </w:t>
+      </w:r>
       <w:r>
         <w:rPr>
           <w:rFonts w:asciiTheme="minorHAnsi" w:hAnsiTheme="minorHAnsi" w:cstheme="minorHAnsi"/>
           <w:sz w:val="28"/>
           <w:szCs w:val="28"/>
         </w:rPr>
-        <w:t>URF. (202</w:t>
+        <w:t>Formulación, S</w:t>
       </w:r>
       <w:r>
         <w:rPr>
@@ -8493,7 +8429,7 @@
           <w:sz w:val="28"/>
           <w:szCs w:val="28"/>
         </w:rPr>
-        <w:t>2, 31 de octubre</w:t>
+        <w:t>eguimiento</w:t>
       </w:r>
       <w:r>
         <w:rPr>
@@ -8501,33 +8437,9 @@
           <w:sz w:val="28"/>
           <w:szCs w:val="28"/>
         </w:rPr>
-        <w:t xml:space="preserve">). Manual de </w:t>
-      </w:r>
-      <w:r>
-        <w:rPr>
-          <w:rFonts w:asciiTheme="minorHAnsi" w:hAnsiTheme="minorHAnsi" w:cstheme="minorHAnsi"/>
-          <w:sz w:val="28"/>
-          <w:szCs w:val="28"/>
-        </w:rPr>
-        <w:t>Formulación, S</w:t>
-      </w:r>
-      <w:r>
-        <w:rPr>
-          <w:rFonts w:asciiTheme="minorHAnsi" w:hAnsiTheme="minorHAnsi" w:cstheme="minorHAnsi"/>
-          <w:sz w:val="28"/>
-          <w:szCs w:val="28"/>
-        </w:rPr>
-        <w:t>eguimiento</w:t>
-      </w:r>
-      <w:r>
-        <w:rPr>
-          <w:rFonts w:asciiTheme="minorHAnsi" w:hAnsiTheme="minorHAnsi" w:cstheme="minorHAnsi"/>
-          <w:sz w:val="28"/>
-          <w:szCs w:val="28"/>
-        </w:rPr>
         <w:t xml:space="preserve">, Mejoramiento y Evaluación de indicadores – Versión 1.0. Disponible en: </w:t>
       </w:r>
-      <w:hyperlink r:id="rId27" w:history="1">
+      <w:hyperlink r:id="rId28" w:history="1">
         <w:r>
           <w:rPr>
             <w:rStyle w:val="Hipervnculo"/>
@@ -8609,7 +8521,7 @@
       <w:pPr>
         <w:pStyle w:val="Titulosgenerales"/>
       </w:pPr>
-      <w:bookmarkStart w:id="26" w:name="_Toc215585449"/>
+      <w:bookmarkStart w:id="26" w:name="_Toc216282398"/>
       <w:r>
         <w:lastRenderedPageBreak/>
         <w:t>C</w:t>
@@ -9610,8 +9522,8 @@
       </w:pPr>
     </w:p>
     <w:sectPr>
-      <w:headerReference w:type="default" r:id="rId28"/>
-      <w:footerReference w:type="default" r:id="rId29"/>
+      <w:headerReference w:type="default" r:id="rId29"/>
+      <w:footerReference w:type="default" r:id="rId30"/>
       <w:pgSz w:w="12240" w:h="15840"/>
       <w:pgMar w:top="1701" w:right="1134" w:bottom="1134" w:left="1134" w:header="709" w:footer="737" w:gutter="0"/>
       <w:pgNumType w:start="1"/>
@@ -12081,7 +11993,6 @@
     <w:lvl w:ilvl="1">
       <w:start w:val="1"/>
       <w:numFmt w:val="decimal"/>
-      <w:pStyle w:val="Ttulo2"/>
       <w:isLgl/>
       <w:lvlText w:val="%1.%2."/>
       <w:lvlJc w:val="left"/>
@@ -13976,15 +13887,12 @@
     <w:uiPriority w:val="9"/>
     <w:unhideWhenUsed/>
     <w:qFormat/>
-    <w:rsid w:val="00613349"/>
+    <w:rsid w:val="009B377E"/>
     <w:pPr>
       <w:keepNext/>
       <w:keepLines/>
-      <w:numPr>
-        <w:ilvl w:val="1"/>
-        <w:numId w:val="5"/>
-      </w:numPr>
       <w:spacing w:before="200" w:line="240" w:lineRule="auto"/>
+      <w:ind w:firstLine="0"/>
       <w:outlineLvl w:val="1"/>
     </w:pPr>
     <w:rPr>
@@ -14140,7 +14048,7 @@
     <w:basedOn w:val="Fuentedeprrafopredeter"/>
     <w:link w:val="Ttulo2"/>
     <w:uiPriority w:val="9"/>
-    <w:rsid w:val="00613349"/>
+    <w:rsid w:val="009B377E"/>
     <w:rPr>
       <w:rFonts w:ascii="Calibri" w:eastAsiaTheme="majorEastAsia" w:hAnsi="Calibri" w:cstheme="majorBidi"/>
       <w:b/>
@@ -15209,6 +15117,26 @@
 </file>
 
 <file path=customXml/item2.xml><?xml version="1.0" encoding="utf-8"?>
+<p:properties xmlns:p="http://schemas.microsoft.com/office/2006/metadata/properties" xmlns:xsi="http://www.w3.org/2001/XMLSchema-instance" xmlns:pc="http://schemas.microsoft.com/office/infopath/2007/PartnerControls">
+  <documentManagement>
+    <TaxCatchAll xmlns="adccf511-daff-4bcb-9072-914cedbf4c7e" xsi:nil="true"/>
+    <lcf76f155ced4ddcb4097134ff3c332f xmlns="a70d3c18-0869-45a1-9f75-4b4b8f0f32be">
+      <Terms xmlns="http://schemas.microsoft.com/office/infopath/2007/PartnerControls"/>
+    </lcf76f155ced4ddcb4097134ff3c332f>
+  </documentManagement>
+</p:properties>
+</file>
+
+<file path=customXml/item3.xml><?xml version="1.0" encoding="utf-8"?>
+<?mso-contentType ?>
+<FormTemplates xmlns="http://schemas.microsoft.com/sharepoint/v3/contenttype/forms">
+  <Display>DocumentLibraryForm</Display>
+  <Edit>DocumentLibraryForm</Edit>
+  <New>DocumentLibraryForm</New>
+</FormTemplates>
+</file>
+
+<file path=customXml/item4.xml><?xml version="1.0" encoding="utf-8"?>
 <ct:contentTypeSchema xmlns:ct="http://schemas.microsoft.com/office/2006/metadata/contentType" xmlns:ma="http://schemas.microsoft.com/office/2006/metadata/properties/metaAttributes" ct:_="" ma:_="" ma:contentTypeName="Documento" ma:contentTypeID="0x010100FC2B1768DD5A774EB396CCAB0DE361C1" ma:contentTypeVersion="12" ma:contentTypeDescription="Crear nuevo documento." ma:contentTypeScope="" ma:versionID="cb0e967054766e77e9abf3380aaec2f9">
   <xsd:schema xmlns:xsd="http://www.w3.org/2001/XMLSchema" xmlns:xs="http://www.w3.org/2001/XMLSchema" xmlns:p="http://schemas.microsoft.com/office/2006/metadata/properties" xmlns:ns2="a70d3c18-0869-45a1-9f75-4b4b8f0f32be" xmlns:ns3="adccf511-daff-4bcb-9072-914cedbf4c7e" targetNamespace="http://schemas.microsoft.com/office/2006/metadata/properties" ma:root="true" ma:fieldsID="e7d77fbbcf22647d83eeb28c82daf0af" ns2:_="" ns3:_="">
     <xsd:import namespace="a70d3c18-0869-45a1-9f75-4b4b8f0f32be"/>
@@ -15409,26 +15337,6 @@
 </ct:contentTypeSchema>
 </file>
 
-<file path=customXml/item3.xml><?xml version="1.0" encoding="utf-8"?>
-<?mso-contentType ?>
-<FormTemplates xmlns="http://schemas.microsoft.com/sharepoint/v3/contenttype/forms">
-  <Display>DocumentLibraryForm</Display>
-  <Edit>DocumentLibraryForm</Edit>
-  <New>DocumentLibraryForm</New>
-</FormTemplates>
-</file>
-
-<file path=customXml/item4.xml><?xml version="1.0" encoding="utf-8"?>
-<p:properties xmlns:p="http://schemas.microsoft.com/office/2006/metadata/properties" xmlns:xsi="http://www.w3.org/2001/XMLSchema-instance" xmlns:pc="http://schemas.microsoft.com/office/infopath/2007/PartnerControls">
-  <documentManagement>
-    <TaxCatchAll xmlns="adccf511-daff-4bcb-9072-914cedbf4c7e" xsi:nil="true"/>
-    <lcf76f155ced4ddcb4097134ff3c332f xmlns="a70d3c18-0869-45a1-9f75-4b4b8f0f32be">
-      <Terms xmlns="http://schemas.microsoft.com/office/infopath/2007/PartnerControls"/>
-    </lcf76f155ced4ddcb4097134ff3c332f>
-  </documentManagement>
-</p:properties>
-</file>
-
 <file path=customXml/itemProps1.xml><?xml version="1.0" encoding="utf-8"?>
 <ds:datastoreItem xmlns:ds="http://schemas.openxmlformats.org/officeDocument/2006/customXml" ds:itemID="{E8AB44A3-7C62-4BD2-82ED-8ABC209970FA}">
   <ds:schemaRefs>
@@ -15438,7 +15346,14 @@
 </file>
 
 <file path=customXml/itemProps2.xml><?xml version="1.0" encoding="utf-8"?>
-<ds:datastoreItem xmlns:ds="http://schemas.openxmlformats.org/officeDocument/2006/customXml" ds:itemID="{9AC22BF2-EAC5-4359-8C45-93632CCD7A0C}"/>
+<ds:datastoreItem xmlns:ds="http://schemas.openxmlformats.org/officeDocument/2006/customXml" ds:itemID="{1145D752-ACC1-45E1-AB53-0C756F67FC7F}">
+  <ds:schemaRefs>
+    <ds:schemaRef ds:uri="http://schemas.microsoft.com/office/2006/metadata/properties"/>
+    <ds:schemaRef ds:uri="http://schemas.microsoft.com/office/infopath/2007/PartnerControls"/>
+    <ds:schemaRef ds:uri="adccf511-daff-4bcb-9072-914cedbf4c7e"/>
+    <ds:schemaRef ds:uri="a70d3c18-0869-45a1-9f75-4b4b8f0f32be"/>
+  </ds:schemaRefs>
+</ds:datastoreItem>
 </file>
 
 <file path=customXml/itemProps3.xml><?xml version="1.0" encoding="utf-8"?>
@@ -15450,12 +15365,5 @@
 </file>
 
 <file path=customXml/itemProps4.xml><?xml version="1.0" encoding="utf-8"?>
-<ds:datastoreItem xmlns:ds="http://schemas.openxmlformats.org/officeDocument/2006/customXml" ds:itemID="{1145D752-ACC1-45E1-AB53-0C756F67FC7F}">
-  <ds:schemaRefs>
-    <ds:schemaRef ds:uri="http://schemas.microsoft.com/office/2006/metadata/properties"/>
-    <ds:schemaRef ds:uri="http://schemas.microsoft.com/office/infopath/2007/PartnerControls"/>
-    <ds:schemaRef ds:uri="adccf511-daff-4bcb-9072-914cedbf4c7e"/>
-    <ds:schemaRef ds:uri="a70d3c18-0869-45a1-9f75-4b4b8f0f32be"/>
-  </ds:schemaRefs>
-</ds:datastoreItem>
+<ds:datastoreItem xmlns:ds="http://schemas.openxmlformats.org/officeDocument/2006/customXml" ds:itemID="{3BE1EF9E-2391-4A1D-8F99-EB84A8D55A08}"/>
 </file>
--- a/fuentes/CFA2_06110159_DU.docx
+++ b/fuentes/CFA2_06110159_DU.docx
@@ -563,7 +563,7 @@
           <w:r>
             <w:fldChar w:fldCharType="separate"/>
           </w:r>
-          <w:hyperlink w:anchor="_Toc216282372" w:history="1">
+          <w:hyperlink w:anchor="_Toc216344694" w:history="1">
             <w:r>
               <w:rPr>
                 <w:rStyle w:val="Hipervnculo"/>
@@ -590,7 +590,7 @@
                 <w:noProof/>
                 <w:webHidden/>
               </w:rPr>
-              <w:instrText xml:space="preserve"> PAGEREF _Toc216282372 \h </w:instrText>
+              <w:instrText xml:space="preserve"> PAGEREF _Toc216344694 \h </w:instrText>
             </w:r>
             <w:r>
               <w:rPr>
@@ -636,7 +636,7 @@
               <w:lang w:eastAsia="es-MX"/>
             </w:rPr>
           </w:pPr>
-          <w:hyperlink w:anchor="_Toc216282373" w:history="1">
+          <w:hyperlink w:anchor="_Toc216344695" w:history="1">
             <w:r>
               <w:rPr>
                 <w:rStyle w:val="Hipervnculo"/>
@@ -680,7 +680,7 @@
                 <w:noProof/>
                 <w:webHidden/>
               </w:rPr>
-              <w:instrText xml:space="preserve"> PAGEREF _Toc216282373 \h </w:instrText>
+              <w:instrText xml:space="preserve"> PAGEREF _Toc216344695 \h </w:instrText>
             </w:r>
             <w:r>
               <w:rPr>
@@ -722,7 +722,7 @@
               <w:lang w:eastAsia="es-MX"/>
             </w:rPr>
           </w:pPr>
-          <w:hyperlink w:anchor="_Toc216282374" w:history="1">
+          <w:hyperlink w:anchor="_Toc216344696" w:history="1">
             <w:r>
               <w:rPr>
                 <w:rStyle w:val="Hipervnculo"/>
@@ -749,7 +749,7 @@
                 <w:noProof/>
                 <w:webHidden/>
               </w:rPr>
-              <w:instrText xml:space="preserve"> PAGEREF _Toc216282374 \h </w:instrText>
+              <w:instrText xml:space="preserve"> PAGEREF _Toc216344696 \h </w:instrText>
             </w:r>
             <w:r>
               <w:rPr>
@@ -791,7 +791,7 @@
               <w:lang w:eastAsia="es-MX"/>
             </w:rPr>
           </w:pPr>
-          <w:hyperlink w:anchor="_Toc216282375" w:history="1">
+          <w:hyperlink w:anchor="_Toc216344697" w:history="1">
             <w:r>
               <w:rPr>
                 <w:rStyle w:val="Hipervnculo"/>
@@ -818,7 +818,7 @@
                 <w:noProof/>
                 <w:webHidden/>
               </w:rPr>
-              <w:instrText xml:space="preserve"> PAGEREF _Toc216282375 \h </w:instrText>
+              <w:instrText xml:space="preserve"> PAGEREF _Toc216344697 \h </w:instrText>
             </w:r>
             <w:r>
               <w:rPr>
@@ -860,7 +860,7 @@
               <w:lang w:eastAsia="es-MX"/>
             </w:rPr>
           </w:pPr>
-          <w:hyperlink w:anchor="_Toc216282376" w:history="1">
+          <w:hyperlink w:anchor="_Toc216344698" w:history="1">
             <w:r>
               <w:rPr>
                 <w:rStyle w:val="Hipervnculo"/>
@@ -887,7 +887,7 @@
                 <w:noProof/>
                 <w:webHidden/>
               </w:rPr>
-              <w:instrText xml:space="preserve"> PAGEREF _Toc216282376 \h </w:instrText>
+              <w:instrText xml:space="preserve"> PAGEREF _Toc216344698 \h </w:instrText>
             </w:r>
             <w:r>
               <w:rPr>
@@ -929,7 +929,7 @@
               <w:lang w:eastAsia="es-MX"/>
             </w:rPr>
           </w:pPr>
-          <w:hyperlink w:anchor="_Toc216282377" w:history="1">
+          <w:hyperlink w:anchor="_Toc216344699" w:history="1">
             <w:r>
               <w:rPr>
                 <w:rStyle w:val="Hipervnculo"/>
@@ -956,7 +956,7 @@
                 <w:noProof/>
                 <w:webHidden/>
               </w:rPr>
-              <w:instrText xml:space="preserve"> PAGEREF _Toc216282377 \h </w:instrText>
+              <w:instrText xml:space="preserve"> PAGEREF _Toc216344699 \h </w:instrText>
             </w:r>
             <w:r>
               <w:rPr>
@@ -1002,7 +1002,7 @@
               <w:lang w:eastAsia="es-MX"/>
             </w:rPr>
           </w:pPr>
-          <w:hyperlink w:anchor="_Toc216282378" w:history="1">
+          <w:hyperlink w:anchor="_Toc216344700" w:history="1">
             <w:r>
               <w:rPr>
                 <w:rStyle w:val="Hipervnculo"/>
@@ -1046,7 +1046,7 @@
                 <w:noProof/>
                 <w:webHidden/>
               </w:rPr>
-              <w:instrText xml:space="preserve"> PAGEREF _Toc216282378 \h </w:instrText>
+              <w:instrText xml:space="preserve"> PAGEREF _Toc216344700 \h </w:instrText>
             </w:r>
             <w:r>
               <w:rPr>
@@ -1088,7 +1088,7 @@
               <w:lang w:eastAsia="es-MX"/>
             </w:rPr>
           </w:pPr>
-          <w:hyperlink w:anchor="_Toc216282379" w:history="1">
+          <w:hyperlink w:anchor="_Toc216344701" w:history="1">
             <w:r>
               <w:rPr>
                 <w:rStyle w:val="Hipervnculo"/>
@@ -1115,7 +1115,7 @@
                 <w:noProof/>
                 <w:webHidden/>
               </w:rPr>
-              <w:instrText xml:space="preserve"> PAGEREF _Toc216282379 \h </w:instrText>
+              <w:instrText xml:space="preserve"> PAGEREF _Toc216344701 \h </w:instrText>
             </w:r>
             <w:r>
               <w:rPr>
@@ -1157,7 +1157,7 @@
               <w:lang w:eastAsia="es-MX"/>
             </w:rPr>
           </w:pPr>
-          <w:hyperlink w:anchor="_Toc216282380" w:history="1">
+          <w:hyperlink w:anchor="_Toc216344702" w:history="1">
             <w:r>
               <w:rPr>
                 <w:rStyle w:val="Hipervnculo"/>
@@ -1184,7 +1184,7 @@
                 <w:noProof/>
                 <w:webHidden/>
               </w:rPr>
-              <w:instrText xml:space="preserve"> PAGEREF _Toc216282380 \h </w:instrText>
+              <w:instrText xml:space="preserve"> PAGEREF _Toc216344702 \h </w:instrText>
             </w:r>
             <w:r>
               <w:rPr>
@@ -1230,7 +1230,7 @@
               <w:lang w:eastAsia="es-MX"/>
             </w:rPr>
           </w:pPr>
-          <w:hyperlink w:anchor="_Toc216282381" w:history="1">
+          <w:hyperlink w:anchor="_Toc216344703" w:history="1">
             <w:r>
               <w:rPr>
                 <w:rStyle w:val="Hipervnculo"/>
@@ -1274,7 +1274,7 @@
                 <w:noProof/>
                 <w:webHidden/>
               </w:rPr>
-              <w:instrText xml:space="preserve"> PAGEREF _Toc216282381 \h </w:instrText>
+              <w:instrText xml:space="preserve"> PAGEREF _Toc216344703 \h </w:instrText>
             </w:r>
             <w:r>
               <w:rPr>
@@ -1316,27 +1316,13 @@
               <w:lang w:eastAsia="es-MX"/>
             </w:rPr>
           </w:pPr>
-          <w:hyperlink w:anchor="_Toc216282382" w:history="1">
+          <w:hyperlink w:anchor="_Toc216344704" w:history="1">
             <w:r>
               <w:rPr>
                 <w:rStyle w:val="Hipervnculo"/>
                 <w:noProof/>
               </w:rPr>
-              <w:t>3.1 Tip</w:t>
-            </w:r>
-            <w:r>
-              <w:rPr>
-                <w:rStyle w:val="Hipervnculo"/>
-                <w:noProof/>
-              </w:rPr>
-              <w:t>o</w:t>
-            </w:r>
-            <w:r>
-              <w:rPr>
-                <w:rStyle w:val="Hipervnculo"/>
-                <w:noProof/>
-              </w:rPr>
-              <w:t>s</w:t>
+              <w:t>3.1 Tipos</w:t>
             </w:r>
             <w:r>
               <w:rPr>
@@ -1357,7 +1343,7 @@
                 <w:noProof/>
                 <w:webHidden/>
               </w:rPr>
-              <w:instrText xml:space="preserve"> PAGEREF _Toc216282382 \h </w:instrText>
+              <w:instrText xml:space="preserve"> PAGEREF _Toc216344704 \h </w:instrText>
             </w:r>
             <w:r>
               <w:rPr>
@@ -1399,7 +1385,7 @@
               <w:lang w:eastAsia="es-MX"/>
             </w:rPr>
           </w:pPr>
-          <w:hyperlink w:anchor="_Toc216282383" w:history="1">
+          <w:hyperlink w:anchor="_Toc216344705" w:history="1">
             <w:r>
               <w:rPr>
                 <w:rStyle w:val="Hipervnculo"/>
@@ -1426,7 +1412,7 @@
                 <w:noProof/>
                 <w:webHidden/>
               </w:rPr>
-              <w:instrText xml:space="preserve"> PAGEREF _Toc216282383 \h </w:instrText>
+              <w:instrText xml:space="preserve"> PAGEREF _Toc216344705 \h </w:instrText>
             </w:r>
             <w:r>
               <w:rPr>
@@ -1468,7 +1454,7 @@
               <w:lang w:eastAsia="es-MX"/>
             </w:rPr>
           </w:pPr>
-          <w:hyperlink w:anchor="_Toc216282384" w:history="1">
+          <w:hyperlink w:anchor="_Toc216344706" w:history="1">
             <w:r>
               <w:rPr>
                 <w:rStyle w:val="Hipervnculo"/>
@@ -1495,7 +1481,7 @@
                 <w:noProof/>
                 <w:webHidden/>
               </w:rPr>
-              <w:instrText xml:space="preserve"> PAGEREF _Toc216282384 \h </w:instrText>
+              <w:instrText xml:space="preserve"> PAGEREF _Toc216344706 \h </w:instrText>
             </w:r>
             <w:r>
               <w:rPr>
@@ -1541,7 +1527,7 @@
               <w:lang w:eastAsia="es-MX"/>
             </w:rPr>
           </w:pPr>
-          <w:hyperlink w:anchor="_Toc216282385" w:history="1">
+          <w:hyperlink w:anchor="_Toc216344707" w:history="1">
             <w:r>
               <w:rPr>
                 <w:rStyle w:val="Hipervnculo"/>
@@ -1585,7 +1571,7 @@
                 <w:noProof/>
                 <w:webHidden/>
               </w:rPr>
-              <w:instrText xml:space="preserve"> PAGEREF _Toc216282385 \h </w:instrText>
+              <w:instrText xml:space="preserve"> PAGEREF _Toc216344707 \h </w:instrText>
             </w:r>
             <w:r>
               <w:rPr>
@@ -1627,7 +1613,7 @@
               <w:lang w:eastAsia="es-MX"/>
             </w:rPr>
           </w:pPr>
-          <w:hyperlink w:anchor="_Toc216282386" w:history="1">
+          <w:hyperlink w:anchor="_Toc216344708" w:history="1">
             <w:r>
               <w:rPr>
                 <w:rStyle w:val="Hipervnculo"/>
@@ -1654,7 +1640,7 @@
                 <w:noProof/>
                 <w:webHidden/>
               </w:rPr>
-              <w:instrText xml:space="preserve"> PAGEREF _Toc216282386 \h </w:instrText>
+              <w:instrText xml:space="preserve"> PAGEREF _Toc216344708 \h </w:instrText>
             </w:r>
             <w:r>
               <w:rPr>
@@ -1696,7 +1682,7 @@
               <w:lang w:eastAsia="es-MX"/>
             </w:rPr>
           </w:pPr>
-          <w:hyperlink w:anchor="_Toc216282387" w:history="1">
+          <w:hyperlink w:anchor="_Toc216344709" w:history="1">
             <w:r>
               <w:rPr>
                 <w:rStyle w:val="Hipervnculo"/>
@@ -1723,7 +1709,7 @@
                 <w:noProof/>
                 <w:webHidden/>
               </w:rPr>
-              <w:instrText xml:space="preserve"> PAGEREF _Toc216282387 \h </w:instrText>
+              <w:instrText xml:space="preserve"> PAGEREF _Toc216344709 \h </w:instrText>
             </w:r>
             <w:r>
               <w:rPr>
@@ -1743,7 +1729,7 @@
                 <w:noProof/>
                 <w:webHidden/>
               </w:rPr>
-              <w:t>15</w:t>
+              <w:t>16</w:t>
             </w:r>
             <w:r>
               <w:rPr>
@@ -1765,7 +1751,7 @@
               <w:lang w:eastAsia="es-MX"/>
             </w:rPr>
           </w:pPr>
-          <w:hyperlink w:anchor="_Toc216282388" w:history="1">
+          <w:hyperlink w:anchor="_Toc216344710" w:history="1">
             <w:r>
               <w:rPr>
                 <w:rStyle w:val="Hipervnculo"/>
@@ -1792,7 +1778,7 @@
                 <w:noProof/>
                 <w:webHidden/>
               </w:rPr>
-              <w:instrText xml:space="preserve"> PAGEREF _Toc216282388 \h </w:instrText>
+              <w:instrText xml:space="preserve"> PAGEREF _Toc216344710 \h </w:instrText>
             </w:r>
             <w:r>
               <w:rPr>
@@ -1834,7 +1820,7 @@
               <w:lang w:eastAsia="es-MX"/>
             </w:rPr>
           </w:pPr>
-          <w:hyperlink w:anchor="_Toc216282389" w:history="1">
+          <w:hyperlink w:anchor="_Toc216344711" w:history="1">
             <w:r>
               <w:rPr>
                 <w:rStyle w:val="Hipervnculo"/>
@@ -1861,7 +1847,7 @@
                 <w:noProof/>
                 <w:webHidden/>
               </w:rPr>
-              <w:instrText xml:space="preserve"> PAGEREF _Toc216282389 \h </w:instrText>
+              <w:instrText xml:space="preserve"> PAGEREF _Toc216344711 \h </w:instrText>
             </w:r>
             <w:r>
               <w:rPr>
@@ -1881,7 +1867,7 @@
                 <w:noProof/>
                 <w:webHidden/>
               </w:rPr>
-              <w:t>16</w:t>
+              <w:t>17</w:t>
             </w:r>
             <w:r>
               <w:rPr>
@@ -1903,7 +1889,7 @@
               <w:lang w:eastAsia="es-MX"/>
             </w:rPr>
           </w:pPr>
-          <w:hyperlink w:anchor="_Toc216282390" w:history="1">
+          <w:hyperlink w:anchor="_Toc216344712" w:history="1">
             <w:r>
               <w:rPr>
                 <w:rStyle w:val="Hipervnculo"/>
@@ -1930,7 +1916,7 @@
                 <w:noProof/>
                 <w:webHidden/>
               </w:rPr>
-              <w:instrText xml:space="preserve"> PAGEREF _Toc216282390 \h </w:instrText>
+              <w:instrText xml:space="preserve"> PAGEREF _Toc216344712 \h </w:instrText>
             </w:r>
             <w:r>
               <w:rPr>
@@ -1950,7 +1936,7 @@
                 <w:noProof/>
                 <w:webHidden/>
               </w:rPr>
-              <w:t>18</w:t>
+              <w:t>19</w:t>
             </w:r>
             <w:r>
               <w:rPr>
@@ -1976,7 +1962,7 @@
               <w:lang w:eastAsia="es-MX"/>
             </w:rPr>
           </w:pPr>
-          <w:hyperlink w:anchor="_Toc216282391" w:history="1">
+          <w:hyperlink w:anchor="_Toc216344713" w:history="1">
             <w:r>
               <w:rPr>
                 <w:rStyle w:val="Hipervnculo"/>
@@ -2020,7 +2006,7 @@
                 <w:noProof/>
                 <w:webHidden/>
               </w:rPr>
-              <w:instrText xml:space="preserve"> PAGEREF _Toc216282391 \h </w:instrText>
+              <w:instrText xml:space="preserve"> PAGEREF _Toc216344713 \h </w:instrText>
             </w:r>
             <w:r>
               <w:rPr>
@@ -2062,7 +2048,7 @@
               <w:lang w:eastAsia="es-MX"/>
             </w:rPr>
           </w:pPr>
-          <w:hyperlink w:anchor="_Toc216282392" w:history="1">
+          <w:hyperlink w:anchor="_Toc216344714" w:history="1">
             <w:r>
               <w:rPr>
                 <w:rStyle w:val="Hipervnculo"/>
@@ -2089,7 +2075,7 @@
                 <w:noProof/>
                 <w:webHidden/>
               </w:rPr>
-              <w:instrText xml:space="preserve"> PAGEREF _Toc216282392 \h </w:instrText>
+              <w:instrText xml:space="preserve"> PAGEREF _Toc216344714 \h </w:instrText>
             </w:r>
             <w:r>
               <w:rPr>
@@ -2131,7 +2117,7 @@
               <w:lang w:eastAsia="es-MX"/>
             </w:rPr>
           </w:pPr>
-          <w:hyperlink w:anchor="_Toc216282393" w:history="1">
+          <w:hyperlink w:anchor="_Toc216344715" w:history="1">
             <w:r>
               <w:rPr>
                 <w:rStyle w:val="Hipervnculo"/>
@@ -2158,7 +2144,7 @@
                 <w:noProof/>
                 <w:webHidden/>
               </w:rPr>
-              <w:instrText xml:space="preserve"> PAGEREF _Toc216282393 \h </w:instrText>
+              <w:instrText xml:space="preserve"> PAGEREF _Toc216344715 \h </w:instrText>
             </w:r>
             <w:r>
               <w:rPr>
@@ -2203,7 +2189,7 @@
               <w:lang w:eastAsia="es-MX"/>
             </w:rPr>
           </w:pPr>
-          <w:hyperlink w:anchor="_Toc216282394" w:history="1">
+          <w:hyperlink w:anchor="_Toc216344716" w:history="1">
             <w:r>
               <w:rPr>
                 <w:rStyle w:val="Hipervnculo"/>
@@ -2230,7 +2216,7 @@
                 <w:noProof/>
                 <w:webHidden/>
               </w:rPr>
-              <w:instrText xml:space="preserve"> PAGEREF _Toc216282394 \h </w:instrText>
+              <w:instrText xml:space="preserve"> PAGEREF _Toc216344716 \h </w:instrText>
             </w:r>
             <w:r>
               <w:rPr>
@@ -2275,7 +2261,7 @@
               <w:lang w:eastAsia="es-MX"/>
             </w:rPr>
           </w:pPr>
-          <w:hyperlink w:anchor="_Toc216282395" w:history="1">
+          <w:hyperlink w:anchor="_Toc216344717" w:history="1">
             <w:r>
               <w:rPr>
                 <w:rStyle w:val="Hipervnculo"/>
@@ -2302,7 +2288,7 @@
                 <w:noProof/>
                 <w:webHidden/>
               </w:rPr>
-              <w:instrText xml:space="preserve"> PAGEREF _Toc216282395 \h </w:instrText>
+              <w:instrText xml:space="preserve"> PAGEREF _Toc216344717 \h </w:instrText>
             </w:r>
             <w:r>
               <w:rPr>
@@ -2347,7 +2333,7 @@
               <w:lang w:eastAsia="es-MX"/>
             </w:rPr>
           </w:pPr>
-          <w:hyperlink w:anchor="_Toc216282396" w:history="1">
+          <w:hyperlink w:anchor="_Toc216344718" w:history="1">
             <w:r>
               <w:rPr>
                 <w:rStyle w:val="Hipervnculo"/>
@@ -2374,7 +2360,7 @@
                 <w:noProof/>
                 <w:webHidden/>
               </w:rPr>
-              <w:instrText xml:space="preserve"> PAGEREF _Toc216282396 \h </w:instrText>
+              <w:instrText xml:space="preserve"> PAGEREF _Toc216344718 \h </w:instrText>
             </w:r>
             <w:r>
               <w:rPr>
@@ -2419,7 +2405,7 @@
               <w:lang w:eastAsia="es-MX"/>
             </w:rPr>
           </w:pPr>
-          <w:hyperlink w:anchor="_Toc216282397" w:history="1">
+          <w:hyperlink w:anchor="_Toc216344719" w:history="1">
             <w:r>
               <w:rPr>
                 <w:rStyle w:val="Hipervnculo"/>
@@ -2446,7 +2432,7 @@
                 <w:noProof/>
                 <w:webHidden/>
               </w:rPr>
-              <w:instrText xml:space="preserve"> PAGEREF _Toc216282397 \h </w:instrText>
+              <w:instrText xml:space="preserve"> PAGEREF _Toc216344719 \h </w:instrText>
             </w:r>
             <w:r>
               <w:rPr>
@@ -2491,7 +2477,7 @@
               <w:lang w:eastAsia="es-MX"/>
             </w:rPr>
           </w:pPr>
-          <w:hyperlink w:anchor="_Toc216282398" w:history="1">
+          <w:hyperlink w:anchor="_Toc216344720" w:history="1">
             <w:r>
               <w:rPr>
                 <w:rStyle w:val="Hipervnculo"/>
@@ -2518,7 +2504,7 @@
                 <w:noProof/>
                 <w:webHidden/>
               </w:rPr>
-              <w:instrText xml:space="preserve"> PAGEREF _Toc216282398 \h </w:instrText>
+              <w:instrText xml:space="preserve"> PAGEREF _Toc216344720 \h </w:instrText>
             </w:r>
             <w:r>
               <w:rPr>
@@ -2583,7 +2569,7 @@
       <w:pPr>
         <w:pStyle w:val="Titulosgenerales"/>
       </w:pPr>
-      <w:bookmarkStart w:id="0" w:name="_Toc216282372"/>
+      <w:bookmarkStart w:id="0" w:name="_Toc216344694"/>
       <w:r>
         <w:lastRenderedPageBreak/>
         <w:t>Introducción</w:t>
@@ -2883,7 +2869,7 @@
       <w:pPr>
         <w:pStyle w:val="Ttulo1"/>
       </w:pPr>
-      <w:bookmarkStart w:id="1" w:name="_Toc216282373"/>
+      <w:bookmarkStart w:id="1" w:name="_Toc216344695"/>
       <w:r>
         <w:lastRenderedPageBreak/>
         <w:t>Objetivos estratégicos</w:t>
@@ -3000,7 +2986,7 @@
       <w:pPr>
         <w:pStyle w:val="Ttulo2"/>
       </w:pPr>
-      <w:bookmarkStart w:id="2" w:name="_Toc216282374"/>
+      <w:bookmarkStart w:id="2" w:name="_Toc216344696"/>
       <w:r>
         <w:t xml:space="preserve">1.1 </w:t>
       </w:r>
@@ -3137,7 +3123,7 @@
       <w:pPr>
         <w:pStyle w:val="Ttulo2"/>
       </w:pPr>
-      <w:bookmarkStart w:id="3" w:name="_Toc216282375"/>
+      <w:bookmarkStart w:id="3" w:name="_Toc216344697"/>
       <w:r>
         <w:t xml:space="preserve">1.2 </w:t>
       </w:r>
@@ -3195,7 +3181,7 @@
       <w:pPr>
         <w:pStyle w:val="Ttulo2"/>
       </w:pPr>
-      <w:bookmarkStart w:id="4" w:name="_Toc216282376"/>
+      <w:bookmarkStart w:id="4" w:name="_Toc216344698"/>
       <w:r>
         <w:t xml:space="preserve">1.3 </w:t>
       </w:r>
@@ -3257,7 +3243,7 @@
       <w:pPr>
         <w:pStyle w:val="Ttulo2"/>
       </w:pPr>
-      <w:bookmarkStart w:id="5" w:name="_Toc216282377"/>
+      <w:bookmarkStart w:id="5" w:name="_Toc216344699"/>
       <w:r>
         <w:t xml:space="preserve">1.4 </w:t>
       </w:r>
@@ -3281,6 +3267,7 @@
       <w:r>
         <w:rPr>
           <w:rStyle w:val="Extranjerismo"/>
+          <w:lang w:val="es-CO"/>
         </w:rPr>
         <w:t>SMART</w:t>
       </w:r>
@@ -3301,6 +3288,7 @@
       <w:r>
         <w:rPr>
           <w:rStyle w:val="Extranjerismo"/>
+          <w:lang w:val="es-CO"/>
         </w:rPr>
         <w:t xml:space="preserve">SMART </w:t>
       </w:r>
@@ -3519,7 +3507,7 @@
       <w:pPr>
         <w:pStyle w:val="Ttulo1"/>
       </w:pPr>
-      <w:bookmarkStart w:id="6" w:name="_Toc216282378"/>
+      <w:bookmarkStart w:id="6" w:name="_Toc216344700"/>
       <w:r>
         <w:lastRenderedPageBreak/>
         <w:t>Metodologías</w:t>
@@ -3588,7 +3576,7 @@
       <w:pPr>
         <w:pStyle w:val="Ttulo2"/>
       </w:pPr>
-      <w:bookmarkStart w:id="7" w:name="_Toc216282379"/>
+      <w:bookmarkStart w:id="7" w:name="_Toc216344701"/>
       <w:r>
         <w:t xml:space="preserve">2.1 </w:t>
       </w:r>
@@ -3700,6 +3688,7 @@
           <w:rStyle w:val="Extranjerismo"/>
           <w:b/>
           <w:bCs/>
+          <w:lang w:val="es-CO"/>
         </w:rPr>
         <w:t>PESTEL</w:t>
       </w:r>
@@ -3781,7 +3770,7 @@
       <w:pPr>
         <w:pStyle w:val="Ttulo2"/>
       </w:pPr>
-      <w:bookmarkStart w:id="8" w:name="_Toc216282380"/>
+      <w:bookmarkStart w:id="8" w:name="_Toc216344702"/>
       <w:r>
         <w:t xml:space="preserve">2.2 </w:t>
       </w:r>
@@ -4013,7 +4002,7 @@
       <w:pPr>
         <w:pStyle w:val="Ttulo1"/>
       </w:pPr>
-      <w:bookmarkStart w:id="9" w:name="_Toc216282381"/>
+      <w:bookmarkStart w:id="9" w:name="_Toc216344703"/>
       <w:r>
         <w:lastRenderedPageBreak/>
         <w:t>Programación de recursos</w:t>
@@ -4088,7 +4077,7 @@
       <w:pPr>
         <w:pStyle w:val="Ttulo2"/>
       </w:pPr>
-      <w:bookmarkStart w:id="10" w:name="_Toc216282382"/>
+      <w:bookmarkStart w:id="10" w:name="_Toc216344704"/>
       <w:r>
         <w:t xml:space="preserve">3.1 </w:t>
       </w:r>
@@ -4330,7 +4319,7 @@
       <w:pPr>
         <w:pStyle w:val="Ttulo2"/>
       </w:pPr>
-      <w:bookmarkStart w:id="11" w:name="_Toc216282383"/>
+      <w:bookmarkStart w:id="11" w:name="_Toc216344705"/>
       <w:r>
         <w:t xml:space="preserve">3.2 </w:t>
       </w:r>
@@ -4477,7 +4466,7 @@
       <w:pPr>
         <w:pStyle w:val="Ttulo2"/>
       </w:pPr>
-      <w:bookmarkStart w:id="12" w:name="_Toc216282384"/>
+      <w:bookmarkStart w:id="12" w:name="_Toc216344706"/>
       <w:r>
         <w:t xml:space="preserve">3.3 </w:t>
       </w:r>
@@ -4794,7 +4783,7 @@
       <w:pPr>
         <w:pStyle w:val="Ttulo1"/>
       </w:pPr>
-      <w:bookmarkStart w:id="13" w:name="_Toc216282385"/>
+      <w:bookmarkStart w:id="13" w:name="_Toc216344707"/>
       <w:r>
         <w:t>Criterios de optimización</w:t>
       </w:r>
@@ -4923,7 +4912,7 @@
       <w:pPr>
         <w:pStyle w:val="Ttulo2"/>
       </w:pPr>
-      <w:bookmarkStart w:id="14" w:name="_Toc216282386"/>
+      <w:bookmarkStart w:id="14" w:name="_Toc216344708"/>
       <w:r>
         <w:t xml:space="preserve">4.1 </w:t>
       </w:r>
@@ -4984,7 +4973,7 @@
       <w:pPr>
         <w:pStyle w:val="Ttulo2"/>
       </w:pPr>
-      <w:bookmarkStart w:id="15" w:name="_Toc216282387"/>
+      <w:bookmarkStart w:id="15" w:name="_Toc216344709"/>
       <w:r>
         <w:lastRenderedPageBreak/>
         <w:t xml:space="preserve">4.2 </w:t>
@@ -5038,7 +5027,7 @@
       <w:pPr>
         <w:pStyle w:val="Ttulo2"/>
       </w:pPr>
-      <w:bookmarkStart w:id="16" w:name="_Toc216282388"/>
+      <w:bookmarkStart w:id="16" w:name="_Toc216344710"/>
       <w:r>
         <w:t xml:space="preserve">4.3 </w:t>
       </w:r>
@@ -5207,7 +5196,7 @@
       <w:pPr>
         <w:pStyle w:val="Ttulo2"/>
       </w:pPr>
-      <w:bookmarkStart w:id="17" w:name="_Toc216282389"/>
+      <w:bookmarkStart w:id="17" w:name="_Toc216344711"/>
       <w:r>
         <w:lastRenderedPageBreak/>
         <w:t xml:space="preserve">4.4 </w:t>
@@ -5279,53 +5268,34 @@
           <w:bCs/>
           <w:lang w:val="es-419" w:eastAsia="es-CO"/>
         </w:rPr>
-        <w:t>La Matriz de Eisenhower</w:t>
-      </w:r>
-      <w:r>
-        <w:rPr>
-          <w:lang w:val="es-419" w:eastAsia="es-CO"/>
-        </w:rPr>
-        <w:t xml:space="preserve"> es una técnica orientada a mejorar la gestión del tiempo clasificado actividades según su nivel de urgencia e importancia. Su propósito es ayudar a distinguir qué debe ejecutarse de inmediato, qué puede planificarse, qué puede delegarse y qué debería descartarse. Al separar lo urgente de lo verdaderamente estratégico, esta metodología permite que los equipos orienten sus esfuerzos hacia lo que más contribuye al cumplimiento de los objetivos del plan de </w:t>
-      </w:r>
-      <w:r>
-        <w:rPr>
-          <w:rStyle w:val="Extranjerismo"/>
-          <w:lang w:val="es-419" w:eastAsia="es-CO"/>
-        </w:rPr>
-        <w:t>marketing</w:t>
-      </w:r>
-      <w:r>
-        <w:rPr>
-          <w:lang w:val="es-419" w:eastAsia="es-CO"/>
-        </w:rPr>
-        <w:t>.</w:t>
-      </w:r>
-    </w:p>
-    <w:p>
-      <w:pPr>
-        <w:rPr>
-          <w:lang w:val="es-419" w:eastAsia="es-CO"/>
-        </w:rPr>
-      </w:pPr>
+        <w:t>La</w:t>
+      </w:r>
       <w:r>
         <w:rPr>
           <w:b/>
           <w:bCs/>
           <w:lang w:val="es-419" w:eastAsia="es-CO"/>
         </w:rPr>
-        <w:t>Identificación</w:t>
-      </w:r>
-      <w:r>
-        <w:rPr>
-          <w:lang w:val="es-419" w:eastAsia="es-CO"/>
-        </w:rPr>
-        <w:t>: r</w:t>
-      </w:r>
-      <w:r>
-        <w:rPr>
-          <w:lang w:val="es-419" w:eastAsia="es-CO"/>
-        </w:rPr>
-        <w:t>egistrar todas las actividades previstas.</w:t>
+        <w:t xml:space="preserve"> Matriz de Eisenhower</w:t>
+      </w:r>
+      <w:r>
+        <w:rPr>
+          <w:lang w:val="es-419" w:eastAsia="es-CO"/>
+        </w:rPr>
+        <w:t xml:space="preserve"> es una técnica orientada a mejorar la gestión del tiempo clasificado actividades según su nivel de urgencia e importancia. Su propósito es ayudar a distinguir qué debe ejecutarse de inmediato, qué puede planificarse, qué puede delegarse y qué debería descartarse. Al separar lo urgente de lo verdaderamente estratégico, esta metodología permite que los equipos orienten sus esfuerzos hacia lo que más contribuye al cumplimiento de los objetivos del plan de </w:t>
+      </w:r>
+      <w:r>
+        <w:rPr>
+          <w:rStyle w:val="Extranjerismo"/>
+          <w:lang w:val="es-419" w:eastAsia="es-CO"/>
+        </w:rPr>
+        <w:t>marketing</w:t>
+      </w:r>
+      <w:r>
+        <w:rPr>
+          <w:lang w:val="es-419" w:eastAsia="es-CO"/>
+        </w:rPr>
+        <w:t>.</w:t>
       </w:r>
     </w:p>
     <w:p>
@@ -5340,19 +5310,19 @@
           <w:bCs/>
           <w:lang w:val="es-419" w:eastAsia="es-CO"/>
         </w:rPr>
-        <w:t>Evaluación</w:t>
-      </w:r>
-      <w:r>
-        <w:rPr>
-          <w:lang w:val="es-419" w:eastAsia="es-CO"/>
-        </w:rPr>
-        <w:t>: a</w:t>
-      </w:r>
-      <w:r>
-        <w:rPr>
-          <w:lang w:val="es-419" w:eastAsia="es-CO"/>
-        </w:rPr>
-        <w:t>nalizar cada actividad según urgencia e importancia.</w:t>
+        <w:t>Identificación</w:t>
+      </w:r>
+      <w:r>
+        <w:rPr>
+          <w:lang w:val="es-419" w:eastAsia="es-CO"/>
+        </w:rPr>
+        <w:t>: r</w:t>
+      </w:r>
+      <w:r>
+        <w:rPr>
+          <w:lang w:val="es-419" w:eastAsia="es-CO"/>
+        </w:rPr>
+        <w:t>egistrar todas las actividades previstas.</w:t>
       </w:r>
     </w:p>
     <w:p>
@@ -5367,19 +5337,19 @@
           <w:bCs/>
           <w:lang w:val="es-419" w:eastAsia="es-CO"/>
         </w:rPr>
-        <w:t>Clasificación</w:t>
-      </w:r>
-      <w:r>
-        <w:rPr>
-          <w:lang w:val="es-419" w:eastAsia="es-CO"/>
-        </w:rPr>
-        <w:t>: u</w:t>
-      </w:r>
-      <w:r>
-        <w:rPr>
-          <w:lang w:val="es-419" w:eastAsia="es-CO"/>
-        </w:rPr>
-        <w:t>bicar cada tarea en uno de los cuatro cuadrantes.</w:t>
+        <w:t>Evaluación</w:t>
+      </w:r>
+      <w:r>
+        <w:rPr>
+          <w:lang w:val="es-419" w:eastAsia="es-CO"/>
+        </w:rPr>
+        <w:t>: a</w:t>
+      </w:r>
+      <w:r>
+        <w:rPr>
+          <w:lang w:val="es-419" w:eastAsia="es-CO"/>
+        </w:rPr>
+        <w:t>nalizar cada actividad según urgencia e importancia.</w:t>
       </w:r>
     </w:p>
     <w:p>
@@ -5394,41 +5364,70 @@
           <w:bCs/>
           <w:lang w:val="es-419" w:eastAsia="es-CO"/>
         </w:rPr>
-        <w:t>Acción resultante</w:t>
-      </w:r>
-      <w:r>
-        <w:rPr>
-          <w:lang w:val="es-419" w:eastAsia="es-CO"/>
-        </w:rPr>
-        <w:t>: d</w:t>
-      </w:r>
-      <w:r>
-        <w:rPr>
-          <w:lang w:val="es-419" w:eastAsia="es-CO"/>
-        </w:rPr>
-        <w:t>ecidir si se ejecuta, planifica, delega o elimina.</w:t>
-      </w:r>
-    </w:p>
-    <w:p>
-      <w:pPr>
-        <w:rPr>
-          <w:lang w:val="es-419" w:eastAsia="es-CO"/>
-        </w:rPr>
-      </w:pPr>
-      <w:r>
-        <w:rPr>
-          <w:lang w:val="es-419" w:eastAsia="es-CO"/>
-        </w:rPr>
-        <w:lastRenderedPageBreak/>
-        <w:t>L</w:t>
-      </w:r>
+        <w:t>Clasificación</w:t>
+      </w:r>
+      <w:r>
+        <w:rPr>
+          <w:lang w:val="es-419" w:eastAsia="es-CO"/>
+        </w:rPr>
+        <w:t>: u</w:t>
+      </w:r>
+      <w:r>
+        <w:rPr>
+          <w:lang w:val="es-419" w:eastAsia="es-CO"/>
+        </w:rPr>
+        <w:t>bicar cada tarea en uno de los cuatro cuadrantes.</w:t>
+      </w:r>
+    </w:p>
+    <w:p>
+      <w:pPr>
+        <w:rPr>
+          <w:lang w:val="es-419" w:eastAsia="es-CO"/>
+        </w:rPr>
+      </w:pPr>
       <w:r>
         <w:rPr>
           <w:b/>
           <w:bCs/>
           <w:lang w:val="es-419" w:eastAsia="es-CO"/>
         </w:rPr>
-        <w:t xml:space="preserve">a Matriz Impacto–Esfuerzo </w:t>
+        <w:t>Acción resultante</w:t>
+      </w:r>
+      <w:r>
+        <w:rPr>
+          <w:lang w:val="es-419" w:eastAsia="es-CO"/>
+        </w:rPr>
+        <w:t>: d</w:t>
+      </w:r>
+      <w:r>
+        <w:rPr>
+          <w:lang w:val="es-419" w:eastAsia="es-CO"/>
+        </w:rPr>
+        <w:t>ecidir si se ejecuta, planifica, delega o elimina.</w:t>
+      </w:r>
+    </w:p>
+    <w:p>
+      <w:pPr>
+        <w:rPr>
+          <w:lang w:val="es-419" w:eastAsia="es-CO"/>
+        </w:rPr>
+      </w:pPr>
+      <w:r>
+        <w:rPr>
+          <w:b/>
+          <w:bCs/>
+          <w:lang w:val="es-419" w:eastAsia="es-CO"/>
+        </w:rPr>
+        <w:lastRenderedPageBreak/>
+        <w:t>La</w:t>
+      </w:r>
+      <w:r>
+        <w:rPr>
+          <w:b/>
+          <w:bCs/>
+          <w:lang w:val="es-419" w:eastAsia="es-CO"/>
+        </w:rPr>
+        <w:t xml:space="preserve"> Matriz Impacto–Esfuerzo </w:t>
       </w:r>
       <w:r>
         <w:rPr>
@@ -5601,13 +5600,13 @@
           <w:bCs/>
           <w:lang w:val="es-419" w:eastAsia="es-CO"/>
         </w:rPr>
-        <w:t>El Análisis Pareto</w:t>
-      </w:r>
-      <w:r>
-        <w:rPr>
-          <w:lang w:val="es-419" w:eastAsia="es-CO"/>
-        </w:rPr>
-        <w:t xml:space="preserve"> es una técnica que ayuda a identificar qué actividades generan la mayor parte del valor total. Bajo el enfoque 80</w:t>
+        <w:t xml:space="preserve">El Análisis Pareto </w:t>
+      </w:r>
+      <w:r>
+        <w:rPr>
+          <w:lang w:val="es-419" w:eastAsia="es-CO"/>
+        </w:rPr>
+        <w:t>es una técnica que ayuda a identificar qué actividades generan la mayor parte del valor total. Bajo el enfoque 80</w:t>
       </w:r>
       <w:r>
         <w:rPr>
@@ -5740,15 +5739,7 @@
           <w:bCs/>
           <w:lang w:val="es-419" w:eastAsia="es-CO"/>
         </w:rPr>
-        <w:t>Priorización</w:t>
-      </w:r>
-      <w:r>
-        <w:rPr>
-          <w:b/>
-          <w:bCs/>
-          <w:lang w:val="es-419" w:eastAsia="es-CO"/>
-        </w:rPr>
-        <w:t>:</w:t>
+        <w:t>Priorización:</w:t>
       </w:r>
       <w:r>
         <w:rPr>
@@ -5767,7 +5758,7 @@
       <w:pPr>
         <w:pStyle w:val="Ttulo2"/>
       </w:pPr>
-      <w:bookmarkStart w:id="18" w:name="_Toc216282390"/>
+      <w:bookmarkStart w:id="18" w:name="_Toc216344712"/>
       <w:r>
         <w:lastRenderedPageBreak/>
         <w:t xml:space="preserve">4.5 </w:t>
@@ -6103,7 +6094,7 @@
       <w:pPr>
         <w:pStyle w:val="Ttulo1"/>
       </w:pPr>
-      <w:bookmarkStart w:id="19" w:name="_Toc216282391"/>
+      <w:bookmarkStart w:id="19" w:name="_Toc216344713"/>
       <w:r>
         <w:lastRenderedPageBreak/>
         <w:t>Mejora continua</w:t>
@@ -6636,7 +6627,7 @@
       <w:pPr>
         <w:pStyle w:val="Ttulo2"/>
       </w:pPr>
-      <w:bookmarkStart w:id="20" w:name="_Toc216282392"/>
+      <w:bookmarkStart w:id="20" w:name="_Toc216344714"/>
       <w:r>
         <w:t xml:space="preserve">5.1 </w:t>
       </w:r>
@@ -6683,7 +6674,7 @@
       <w:pPr>
         <w:pStyle w:val="Ttulo2"/>
       </w:pPr>
-      <w:bookmarkStart w:id="21" w:name="_Toc216282393"/>
+      <w:bookmarkStart w:id="21" w:name="_Toc216344715"/>
       <w:r>
         <w:t xml:space="preserve">5.2 </w:t>
       </w:r>
@@ -6849,7 +6840,7 @@
       <w:pPr>
         <w:pStyle w:val="Titulosgenerales"/>
       </w:pPr>
-      <w:bookmarkStart w:id="22" w:name="_Toc216282394"/>
+      <w:bookmarkStart w:id="22" w:name="_Toc216344716"/>
       <w:r>
         <w:lastRenderedPageBreak/>
         <w:t>S</w:t>
@@ -7030,7 +7021,7 @@
       <w:pPr>
         <w:pStyle w:val="Titulosgenerales"/>
       </w:pPr>
-      <w:bookmarkStart w:id="23" w:name="_Toc216282395"/>
+      <w:bookmarkStart w:id="23" w:name="_Toc216344717"/>
       <w:r>
         <w:lastRenderedPageBreak/>
         <w:t>Glosario</w:t>
@@ -7441,7 +7432,7 @@
       <w:pPr>
         <w:pStyle w:val="Titulosgenerales"/>
       </w:pPr>
-      <w:bookmarkStart w:id="24" w:name="_Toc216282396"/>
+      <w:bookmarkStart w:id="24" w:name="_Toc216344718"/>
       <w:r>
         <w:lastRenderedPageBreak/>
         <w:t>Material complementario</w:t>
@@ -7801,6 +7792,7 @@
                 <w:rStyle w:val="Extranjerismo"/>
                 <w:sz w:val="28"/>
                 <w:szCs w:val="28"/>
+                <w:lang w:val="es-CO"/>
               </w:rPr>
               <w:t>PESTEL</w:t>
             </w:r>
@@ -8138,7 +8130,7 @@
       <w:pPr>
         <w:pStyle w:val="Titulosgenerales"/>
       </w:pPr>
-      <w:bookmarkStart w:id="25" w:name="_Toc216282397"/>
+      <w:bookmarkStart w:id="25" w:name="_Toc216344719"/>
       <w:r>
         <w:lastRenderedPageBreak/>
         <w:t>Referencias bibliográficas</w:t>
@@ -8354,6 +8346,7 @@
           <w:rFonts w:asciiTheme="minorHAnsi" w:hAnsiTheme="minorHAnsi" w:cstheme="minorHAnsi"/>
           <w:sz w:val="28"/>
           <w:szCs w:val="28"/>
+          <w:lang w:val="en-US"/>
         </w:rPr>
       </w:pPr>
     </w:p>
@@ -8521,7 +8514,7 @@
       <w:pPr>
         <w:pStyle w:val="Titulosgenerales"/>
       </w:pPr>
-      <w:bookmarkStart w:id="26" w:name="_Toc216282398"/>
+      <w:bookmarkStart w:id="26" w:name="_Toc216344720"/>
       <w:r>
         <w:lastRenderedPageBreak/>
         <w:t>C</w:t>
@@ -15113,30 +15106,6 @@
 </file>
 
 <file path=customXml/item1.xml><?xml version="1.0" encoding="utf-8"?>
-<b:Sources xmlns:b="http://schemas.openxmlformats.org/officeDocument/2006/bibliography" xmlns="http://schemas.openxmlformats.org/officeDocument/2006/bibliography" SelectedStyle="\APASixthEditionOfficeOnline.xsl" StyleName="APA" Version="6"/>
-</file>
-
-<file path=customXml/item2.xml><?xml version="1.0" encoding="utf-8"?>
-<p:properties xmlns:p="http://schemas.microsoft.com/office/2006/metadata/properties" xmlns:xsi="http://www.w3.org/2001/XMLSchema-instance" xmlns:pc="http://schemas.microsoft.com/office/infopath/2007/PartnerControls">
-  <documentManagement>
-    <TaxCatchAll xmlns="adccf511-daff-4bcb-9072-914cedbf4c7e" xsi:nil="true"/>
-    <lcf76f155ced4ddcb4097134ff3c332f xmlns="a70d3c18-0869-45a1-9f75-4b4b8f0f32be">
-      <Terms xmlns="http://schemas.microsoft.com/office/infopath/2007/PartnerControls"/>
-    </lcf76f155ced4ddcb4097134ff3c332f>
-  </documentManagement>
-</p:properties>
-</file>
-
-<file path=customXml/item3.xml><?xml version="1.0" encoding="utf-8"?>
-<?mso-contentType ?>
-<FormTemplates xmlns="http://schemas.microsoft.com/sharepoint/v3/contenttype/forms">
-  <Display>DocumentLibraryForm</Display>
-  <Edit>DocumentLibraryForm</Edit>
-  <New>DocumentLibraryForm</New>
-</FormTemplates>
-</file>
-
-<file path=customXml/item4.xml><?xml version="1.0" encoding="utf-8"?>
 <ct:contentTypeSchema xmlns:ct="http://schemas.microsoft.com/office/2006/metadata/contentType" xmlns:ma="http://schemas.microsoft.com/office/2006/metadata/properties/metaAttributes" ct:_="" ma:_="" ma:contentTypeName="Documento" ma:contentTypeID="0x010100FC2B1768DD5A774EB396CCAB0DE361C1" ma:contentTypeVersion="12" ma:contentTypeDescription="Crear nuevo documento." ma:contentTypeScope="" ma:versionID="cb0e967054766e77e9abf3380aaec2f9">
   <xsd:schema xmlns:xsd="http://www.w3.org/2001/XMLSchema" xmlns:xs="http://www.w3.org/2001/XMLSchema" xmlns:p="http://schemas.microsoft.com/office/2006/metadata/properties" xmlns:ns2="a70d3c18-0869-45a1-9f75-4b4b8f0f32be" xmlns:ns3="adccf511-daff-4bcb-9072-914cedbf4c7e" targetNamespace="http://schemas.microsoft.com/office/2006/metadata/properties" ma:root="true" ma:fieldsID="e7d77fbbcf22647d83eeb28c82daf0af" ns2:_="" ns3:_="">
     <xsd:import namespace="a70d3c18-0869-45a1-9f75-4b4b8f0f32be"/>
@@ -15337,15 +15306,43 @@
 </ct:contentTypeSchema>
 </file>
 
+<file path=customXml/item2.xml><?xml version="1.0" encoding="utf-8"?>
+<?mso-contentType ?>
+<FormTemplates xmlns="http://schemas.microsoft.com/sharepoint/v3/contenttype/forms">
+  <Display>DocumentLibraryForm</Display>
+  <Edit>DocumentLibraryForm</Edit>
+  <New>DocumentLibraryForm</New>
+</FormTemplates>
+</file>
+
+<file path=customXml/item3.xml><?xml version="1.0" encoding="utf-8"?>
+<p:properties xmlns:p="http://schemas.microsoft.com/office/2006/metadata/properties" xmlns:xsi="http://www.w3.org/2001/XMLSchema-instance" xmlns:pc="http://schemas.microsoft.com/office/infopath/2007/PartnerControls">
+  <documentManagement>
+    <TaxCatchAll xmlns="adccf511-daff-4bcb-9072-914cedbf4c7e" xsi:nil="true"/>
+    <lcf76f155ced4ddcb4097134ff3c332f xmlns="a70d3c18-0869-45a1-9f75-4b4b8f0f32be">
+      <Terms xmlns="http://schemas.microsoft.com/office/infopath/2007/PartnerControls"/>
+    </lcf76f155ced4ddcb4097134ff3c332f>
+  </documentManagement>
+</p:properties>
+</file>
+
+<file path=customXml/item4.xml><?xml version="1.0" encoding="utf-8"?>
+<b:Sources xmlns:b="http://schemas.openxmlformats.org/officeDocument/2006/bibliography" xmlns="http://schemas.openxmlformats.org/officeDocument/2006/bibliography" SelectedStyle="\APASixthEditionOfficeOnline.xsl" StyleName="APA" Version="6"/>
+</file>
+
 <file path=customXml/itemProps1.xml><?xml version="1.0" encoding="utf-8"?>
-<ds:datastoreItem xmlns:ds="http://schemas.openxmlformats.org/officeDocument/2006/customXml" ds:itemID="{E8AB44A3-7C62-4BD2-82ED-8ABC209970FA}">
+<ds:datastoreItem xmlns:ds="http://schemas.openxmlformats.org/officeDocument/2006/customXml" ds:itemID="{A30F4E4B-F96E-4654-8C22-FD27C2ED54B5}"/>
+</file>
+
+<file path=customXml/itemProps2.xml><?xml version="1.0" encoding="utf-8"?>
+<ds:datastoreItem xmlns:ds="http://schemas.openxmlformats.org/officeDocument/2006/customXml" ds:itemID="{81CBDEC1-3B00-44ED-AD36-0268077980BA}">
   <ds:schemaRefs>
-    <ds:schemaRef ds:uri="http://schemas.openxmlformats.org/officeDocument/2006/bibliography"/>
+    <ds:schemaRef ds:uri="http://schemas.microsoft.com/sharepoint/v3/contenttype/forms"/>
   </ds:schemaRefs>
 </ds:datastoreItem>
 </file>
 
-<file path=customXml/itemProps2.xml><?xml version="1.0" encoding="utf-8"?>
+<file path=customXml/itemProps3.xml><?xml version="1.0" encoding="utf-8"?>
 <ds:datastoreItem xmlns:ds="http://schemas.openxmlformats.org/officeDocument/2006/customXml" ds:itemID="{1145D752-ACC1-45E1-AB53-0C756F67FC7F}">
   <ds:schemaRefs>
     <ds:schemaRef ds:uri="http://schemas.microsoft.com/office/2006/metadata/properties"/>
@@ -15356,14 +15353,10 @@
 </ds:datastoreItem>
 </file>
 
-<file path=customXml/itemProps3.xml><?xml version="1.0" encoding="utf-8"?>
-<ds:datastoreItem xmlns:ds="http://schemas.openxmlformats.org/officeDocument/2006/customXml" ds:itemID="{81CBDEC1-3B00-44ED-AD36-0268077980BA}">
+<file path=customXml/itemProps4.xml><?xml version="1.0" encoding="utf-8"?>
+<ds:datastoreItem xmlns:ds="http://schemas.openxmlformats.org/officeDocument/2006/customXml" ds:itemID="{E8AB44A3-7C62-4BD2-82ED-8ABC209970FA}">
   <ds:schemaRefs>
-    <ds:schemaRef ds:uri="http://schemas.microsoft.com/sharepoint/v3/contenttype/forms"/>
+    <ds:schemaRef ds:uri="http://schemas.openxmlformats.org/officeDocument/2006/bibliography"/>
   </ds:schemaRefs>
 </ds:datastoreItem>
-</file>
-
-<file path=customXml/itemProps4.xml><?xml version="1.0" encoding="utf-8"?>
-<ds:datastoreItem xmlns:ds="http://schemas.openxmlformats.org/officeDocument/2006/customXml" ds:itemID="{3BE1EF9E-2391-4A1D-8F99-EB84A8D55A08}"/>
 </file>